--- a/docs/暫定運用_外部共有ゲスト事前申請制_開始準備タスク一覧.docx
+++ b/docs/暫定運用_外部共有ゲスト事前申請制_開始準備タスク一覧.docx
@@ -3651,6 +3651,3116 @@
           <w:szCs w:val="21"/>
         </w:rPr>
         <w:t xml:space="preserve">以上の3タスクは、情報システム部内で完結し、B1同様に他部門の調整を待たずに着手できるため、並行して同時に進めることで暫定運用の開始日を最速化できる。</w:t>
+      </w:r>
+    </w:p>
+    <w:p>
+      <w:pPr>
+        <w:pStyle w:val="Heading1"/>
+        <w:spacing w:after="160" w:before="320"/>
+      </w:pPr>
+      <w:r>
+        <w:rPr>
+          <w:rFonts w:ascii="游ゴシック" w:cs="游ゴシック" w:eastAsia="游ゴシック" w:hAnsi="游ゴシック"/>
+          <w:b/>
+          <w:bCs/>
+          <w:color w:val="1F4E79"/>
+          <w:sz w:val="28"/>
+          <w:szCs w:val="28"/>
+        </w:rPr>
+        <w:t xml:space="preserve">4. 参考：申請フォーム項目案（C1のたたき台）</w:t>
+      </w:r>
+    </w:p>
+    <w:p>
+      <w:pPr>
+        <w:spacing w:after="120" w:line="300"/>
+      </w:pPr>
+      <w:r>
+        <w:rPr>
+          <w:rFonts w:ascii="游ゴシック" w:cs="游ゴシック" w:eastAsia="游ゴシック" w:hAnsi="游ゴシック"/>
+          <w:sz w:val="21"/>
+          <w:szCs w:val="21"/>
+        </w:rPr>
+        <w:t xml:space="preserve">A3（申請項目の設計）のたたき台として、Microsoft Forms等での申請フォーム項目案を以下に示す。No.5・13・16・18は、それぞれA2（承認要否のルール）・A5（セキュリティ基準）・A4（有効期限ルール）・C3（対応SLA）の決定内容と連動するため、それらのルールが固まり次第、選択肢を確定させる。</w:t>
+      </w:r>
+    </w:p>
+    <w:tbl>
+      <w:tblPr>
+        <w:tblW w:type="dxa" w:w="9326"/>
+        <w:tblBorders>
+          <w:top w:val="single" w:color="auto" w:sz="4"/>
+          <w:left w:val="single" w:color="auto" w:sz="4"/>
+          <w:bottom w:val="single" w:color="auto" w:sz="4"/>
+          <w:right w:val="single" w:color="auto" w:sz="4"/>
+          <w:insideH w:val="single" w:color="auto" w:sz="4"/>
+          <w:insideV w:val="single" w:color="auto" w:sz="4"/>
+        </w:tblBorders>
+      </w:tblPr>
+      <w:tblGrid>
+        <w:gridCol w:w="500"/>
+        <w:gridCol w:w="2200"/>
+        <w:gridCol w:w="1400"/>
+        <w:gridCol w:w="900"/>
+        <w:gridCol w:w="4326"/>
+      </w:tblGrid>
+      <w:tr>
+        <w:trPr>
+          <w:tblHeader/>
+        </w:trPr>
+        <w:tc>
+          <w:tcPr>
+            <w:tcW w:type="dxa" w:w="500"/>
+            <w:shd w:fill="1F4E79" w:val="clear"/>
+            <w:tcMar>
+              <w:top w:type="dxa" w:w="70"/>
+              <w:left w:type="dxa" w:w="100"/>
+              <w:bottom w:type="dxa" w:w="70"/>
+              <w:right w:type="dxa" w:w="100"/>
+            </w:tcMar>
+            <w:vAlign w:val="center"/>
+          </w:tcPr>
+          <w:p>
+            <w:pPr>
+              <w:jc w:val="center"/>
+            </w:pPr>
+            <w:r>
+              <w:rPr>
+                <w:rFonts w:ascii="游ゴシック" w:cs="游ゴシック" w:eastAsia="游ゴシック" w:hAnsi="游ゴシック"/>
+                <w:b/>
+                <w:bCs/>
+                <w:color w:val="FFFFFF"/>
+                <w:sz w:val="19"/>
+                <w:szCs w:val="19"/>
+              </w:rPr>
+              <w:t xml:space="preserve">No.</w:t>
+            </w:r>
+          </w:p>
+        </w:tc>
+        <w:tc>
+          <w:tcPr>
+            <w:tcW w:type="dxa" w:w="2200"/>
+            <w:shd w:fill="1F4E79" w:val="clear"/>
+            <w:tcMar>
+              <w:top w:type="dxa" w:w="70"/>
+              <w:left w:type="dxa" w:w="100"/>
+              <w:bottom w:type="dxa" w:w="70"/>
+              <w:right w:type="dxa" w:w="100"/>
+            </w:tcMar>
+            <w:vAlign w:val="center"/>
+          </w:tcPr>
+          <w:p>
+            <w:pPr>
+              <w:jc w:val="left"/>
+            </w:pPr>
+            <w:r>
+              <w:rPr>
+                <w:rFonts w:ascii="游ゴシック" w:cs="游ゴシック" w:eastAsia="游ゴシック" w:hAnsi="游ゴシック"/>
+                <w:b/>
+                <w:bCs/>
+                <w:color w:val="FFFFFF"/>
+                <w:sz w:val="19"/>
+                <w:szCs w:val="19"/>
+              </w:rPr>
+              <w:t xml:space="preserve">項目名</w:t>
+            </w:r>
+          </w:p>
+        </w:tc>
+        <w:tc>
+          <w:tcPr>
+            <w:tcW w:type="dxa" w:w="1400"/>
+            <w:shd w:fill="1F4E79" w:val="clear"/>
+            <w:tcMar>
+              <w:top w:type="dxa" w:w="70"/>
+              <w:left w:type="dxa" w:w="100"/>
+              <w:bottom w:type="dxa" w:w="70"/>
+              <w:right w:type="dxa" w:w="100"/>
+            </w:tcMar>
+            <w:vAlign w:val="center"/>
+          </w:tcPr>
+          <w:p>
+            <w:pPr>
+              <w:jc w:val="center"/>
+            </w:pPr>
+            <w:r>
+              <w:rPr>
+                <w:rFonts w:ascii="游ゴシック" w:cs="游ゴシック" w:eastAsia="游ゴシック" w:hAnsi="游ゴシック"/>
+                <w:b/>
+                <w:bCs/>
+                <w:color w:val="FFFFFF"/>
+                <w:sz w:val="19"/>
+                <w:szCs w:val="19"/>
+              </w:rPr>
+              <w:t xml:space="preserve">回答形式</w:t>
+            </w:r>
+          </w:p>
+        </w:tc>
+        <w:tc>
+          <w:tcPr>
+            <w:tcW w:type="dxa" w:w="900"/>
+            <w:shd w:fill="1F4E79" w:val="clear"/>
+            <w:tcMar>
+              <w:top w:type="dxa" w:w="70"/>
+              <w:left w:type="dxa" w:w="100"/>
+              <w:bottom w:type="dxa" w:w="70"/>
+              <w:right w:type="dxa" w:w="100"/>
+            </w:tcMar>
+            <w:vAlign w:val="center"/>
+          </w:tcPr>
+          <w:p>
+            <w:pPr>
+              <w:jc w:val="center"/>
+            </w:pPr>
+            <w:r>
+              <w:rPr>
+                <w:rFonts w:ascii="游ゴシック" w:cs="游ゴシック" w:eastAsia="游ゴシック" w:hAnsi="游ゴシック"/>
+                <w:b/>
+                <w:bCs/>
+                <w:color w:val="FFFFFF"/>
+                <w:sz w:val="19"/>
+                <w:szCs w:val="19"/>
+              </w:rPr>
+              <w:t xml:space="preserve">必須</w:t>
+            </w:r>
+          </w:p>
+        </w:tc>
+        <w:tc>
+          <w:tcPr>
+            <w:tcW w:type="dxa" w:w="4326"/>
+            <w:shd w:fill="1F4E79" w:val="clear"/>
+            <w:tcMar>
+              <w:top w:type="dxa" w:w="70"/>
+              <w:left w:type="dxa" w:w="100"/>
+              <w:bottom w:type="dxa" w:w="70"/>
+              <w:right w:type="dxa" w:w="100"/>
+            </w:tcMar>
+            <w:vAlign w:val="center"/>
+          </w:tcPr>
+          <w:p>
+            <w:pPr>
+              <w:jc w:val="left"/>
+            </w:pPr>
+            <w:r>
+              <w:rPr>
+                <w:rFonts w:ascii="游ゴシック" w:cs="游ゴシック" w:eastAsia="游ゴシック" w:hAnsi="游ゴシック"/>
+                <w:b/>
+                <w:bCs/>
+                <w:color w:val="FFFFFF"/>
+                <w:sz w:val="19"/>
+                <w:szCs w:val="19"/>
+              </w:rPr>
+              <w:t xml:space="preserve">目的・備考</w:t>
+            </w:r>
+          </w:p>
+        </w:tc>
+      </w:tr>
+      <w:tr>
+        <w:tc>
+          <w:tcPr>
+            <w:tcW w:type="dxa" w:w="9326"/>
+            <w:gridSpan w:val="5"/>
+            <w:shd w:fill="D9E2F3" w:val="clear"/>
+            <w:tcMar>
+              <w:top w:type="dxa" w:w="70"/>
+              <w:left w:type="dxa" w:w="100"/>
+              <w:bottom w:type="dxa" w:w="70"/>
+              <w:right w:type="dxa" w:w="100"/>
+            </w:tcMar>
+          </w:tcPr>
+          <w:p>
+            <w:r>
+              <w:rPr>
+                <w:rFonts w:ascii="游ゴシック" w:cs="游ゴシック" w:eastAsia="游ゴシック" w:hAnsi="游ゴシック"/>
+                <w:b/>
+                <w:bCs/>
+                <w:sz w:val="20"/>
+                <w:szCs w:val="20"/>
+              </w:rPr>
+              <w:t xml:space="preserve">A. 申請者情報</w:t>
+            </w:r>
+          </w:p>
+        </w:tc>
+      </w:tr>
+      <w:tr>
+        <w:tc>
+          <w:tcPr>
+            <w:tcW w:type="dxa" w:w="500"/>
+            <w:shd w:fill="F2F2F2" w:val="clear"/>
+            <w:tcMar>
+              <w:top w:type="dxa" w:w="70"/>
+              <w:left w:type="dxa" w:w="100"/>
+              <w:bottom w:type="dxa" w:w="70"/>
+              <w:right w:type="dxa" w:w="100"/>
+            </w:tcMar>
+            <w:vAlign w:val="center"/>
+          </w:tcPr>
+          <w:p>
+            <w:pPr>
+              <w:jc w:val="center"/>
+            </w:pPr>
+            <w:r>
+              <w:rPr>
+                <w:rFonts w:ascii="游ゴシック" w:cs="游ゴシック" w:eastAsia="游ゴシック" w:hAnsi="游ゴシック"/>
+                <w:b/>
+                <w:bCs/>
+                <w:sz w:val="19"/>
+                <w:szCs w:val="19"/>
+              </w:rPr>
+              <w:t xml:space="preserve">1</w:t>
+            </w:r>
+          </w:p>
+        </w:tc>
+        <w:tc>
+          <w:tcPr>
+            <w:tcW w:type="dxa" w:w="2200"/>
+            <w:tcMar>
+              <w:top w:type="dxa" w:w="70"/>
+              <w:left w:type="dxa" w:w="100"/>
+              <w:bottom w:type="dxa" w:w="70"/>
+              <w:right w:type="dxa" w:w="100"/>
+            </w:tcMar>
+            <w:vAlign w:val="center"/>
+          </w:tcPr>
+          <w:p>
+            <w:pPr>
+              <w:jc w:val="left"/>
+            </w:pPr>
+            <w:r>
+              <w:rPr>
+                <w:rFonts w:ascii="游ゴシック" w:cs="游ゴシック" w:eastAsia="游ゴシック" w:hAnsi="游ゴシック"/>
+                <w:b/>
+                <w:bCs/>
+                <w:sz w:val="19"/>
+                <w:szCs w:val="19"/>
+              </w:rPr>
+              <w:t xml:space="preserve">申請日</w:t>
+            </w:r>
+          </w:p>
+        </w:tc>
+        <w:tc>
+          <w:tcPr>
+            <w:tcW w:type="dxa" w:w="1400"/>
+            <w:tcMar>
+              <w:top w:type="dxa" w:w="70"/>
+              <w:left w:type="dxa" w:w="100"/>
+              <w:bottom w:type="dxa" w:w="70"/>
+              <w:right w:type="dxa" w:w="100"/>
+            </w:tcMar>
+            <w:vAlign w:val="center"/>
+          </w:tcPr>
+          <w:p>
+            <w:pPr>
+              <w:jc w:val="center"/>
+            </w:pPr>
+            <w:r>
+              <w:rPr>
+                <w:rFonts w:ascii="游ゴシック" w:cs="游ゴシック" w:eastAsia="游ゴシック" w:hAnsi="游ゴシック"/>
+                <w:b w:val="false"/>
+                <w:bCs w:val="false"/>
+                <w:sz w:val="19"/>
+                <w:szCs w:val="19"/>
+              </w:rPr>
+              <w:t xml:space="preserve">日付</w:t>
+            </w:r>
+          </w:p>
+        </w:tc>
+        <w:tc>
+          <w:tcPr>
+            <w:tcW w:type="dxa" w:w="900"/>
+            <w:tcMar>
+              <w:top w:type="dxa" w:w="70"/>
+              <w:left w:type="dxa" w:w="100"/>
+              <w:bottom w:type="dxa" w:w="70"/>
+              <w:right w:type="dxa" w:w="100"/>
+            </w:tcMar>
+            <w:vAlign w:val="center"/>
+          </w:tcPr>
+          <w:p>
+            <w:pPr>
+              <w:jc w:val="center"/>
+            </w:pPr>
+            <w:r>
+              <w:rPr>
+                <w:rFonts w:ascii="游ゴシック" w:cs="游ゴシック" w:eastAsia="游ゴシック" w:hAnsi="游ゴシック"/>
+                <w:b w:val="false"/>
+                <w:bCs w:val="false"/>
+                <w:sz w:val="19"/>
+                <w:szCs w:val="19"/>
+              </w:rPr>
+              <w:t xml:space="preserve">必須</w:t>
+            </w:r>
+          </w:p>
+        </w:tc>
+        <w:tc>
+          <w:tcPr>
+            <w:tcW w:type="dxa" w:w="4326"/>
+            <w:tcMar>
+              <w:top w:type="dxa" w:w="70"/>
+              <w:left w:type="dxa" w:w="100"/>
+              <w:bottom w:type="dxa" w:w="70"/>
+              <w:right w:type="dxa" w:w="100"/>
+            </w:tcMar>
+            <w:vAlign w:val="center"/>
+          </w:tcPr>
+          <w:p>
+            <w:pPr>
+              <w:jc w:val="left"/>
+            </w:pPr>
+            <w:r>
+              <w:rPr>
+                <w:rFonts w:ascii="游ゴシック" w:cs="游ゴシック" w:eastAsia="游ゴシック" w:hAnsi="游ゴシック"/>
+                <w:b w:val="false"/>
+                <w:bCs w:val="false"/>
+                <w:sz w:val="19"/>
+                <w:szCs w:val="19"/>
+              </w:rPr>
+              <w:t xml:space="preserve">自動入力可（フォーム回答日時をそのまま利用）</w:t>
+            </w:r>
+          </w:p>
+        </w:tc>
+      </w:tr>
+      <w:tr>
+        <w:tc>
+          <w:tcPr>
+            <w:tcW w:type="dxa" w:w="500"/>
+            <w:shd w:fill="F2F2F2" w:val="clear"/>
+            <w:tcMar>
+              <w:top w:type="dxa" w:w="70"/>
+              <w:left w:type="dxa" w:w="100"/>
+              <w:bottom w:type="dxa" w:w="70"/>
+              <w:right w:type="dxa" w:w="100"/>
+            </w:tcMar>
+            <w:vAlign w:val="center"/>
+          </w:tcPr>
+          <w:p>
+            <w:pPr>
+              <w:jc w:val="center"/>
+            </w:pPr>
+            <w:r>
+              <w:rPr>
+                <w:rFonts w:ascii="游ゴシック" w:cs="游ゴシック" w:eastAsia="游ゴシック" w:hAnsi="游ゴシック"/>
+                <w:b/>
+                <w:bCs/>
+                <w:sz w:val="19"/>
+                <w:szCs w:val="19"/>
+              </w:rPr>
+              <w:t xml:space="preserve">2</w:t>
+            </w:r>
+          </w:p>
+        </w:tc>
+        <w:tc>
+          <w:tcPr>
+            <w:tcW w:type="dxa" w:w="2200"/>
+            <w:tcMar>
+              <w:top w:type="dxa" w:w="70"/>
+              <w:left w:type="dxa" w:w="100"/>
+              <w:bottom w:type="dxa" w:w="70"/>
+              <w:right w:type="dxa" w:w="100"/>
+            </w:tcMar>
+            <w:vAlign w:val="center"/>
+          </w:tcPr>
+          <w:p>
+            <w:pPr>
+              <w:jc w:val="left"/>
+            </w:pPr>
+            <w:r>
+              <w:rPr>
+                <w:rFonts w:ascii="游ゴシック" w:cs="游ゴシック" w:eastAsia="游ゴシック" w:hAnsi="游ゴシック"/>
+                <w:b/>
+                <w:bCs/>
+                <w:sz w:val="19"/>
+                <w:szCs w:val="19"/>
+              </w:rPr>
+              <w:t xml:space="preserve">申請者氏名</w:t>
+            </w:r>
+          </w:p>
+        </w:tc>
+        <w:tc>
+          <w:tcPr>
+            <w:tcW w:type="dxa" w:w="1400"/>
+            <w:tcMar>
+              <w:top w:type="dxa" w:w="70"/>
+              <w:left w:type="dxa" w:w="100"/>
+              <w:bottom w:type="dxa" w:w="70"/>
+              <w:right w:type="dxa" w:w="100"/>
+            </w:tcMar>
+            <w:vAlign w:val="center"/>
+          </w:tcPr>
+          <w:p>
+            <w:pPr>
+              <w:jc w:val="center"/>
+            </w:pPr>
+            <w:r>
+              <w:rPr>
+                <w:rFonts w:ascii="游ゴシック" w:cs="游ゴシック" w:eastAsia="游ゴシック" w:hAnsi="游ゴシック"/>
+                <w:b w:val="false"/>
+                <w:bCs w:val="false"/>
+                <w:sz w:val="19"/>
+                <w:szCs w:val="19"/>
+              </w:rPr>
+              <w:t xml:space="preserve">記述式</w:t>
+            </w:r>
+          </w:p>
+        </w:tc>
+        <w:tc>
+          <w:tcPr>
+            <w:tcW w:type="dxa" w:w="900"/>
+            <w:tcMar>
+              <w:top w:type="dxa" w:w="70"/>
+              <w:left w:type="dxa" w:w="100"/>
+              <w:bottom w:type="dxa" w:w="70"/>
+              <w:right w:type="dxa" w:w="100"/>
+            </w:tcMar>
+            <w:vAlign w:val="center"/>
+          </w:tcPr>
+          <w:p>
+            <w:pPr>
+              <w:jc w:val="center"/>
+            </w:pPr>
+            <w:r>
+              <w:rPr>
+                <w:rFonts w:ascii="游ゴシック" w:cs="游ゴシック" w:eastAsia="游ゴシック" w:hAnsi="游ゴシック"/>
+                <w:b w:val="false"/>
+                <w:bCs w:val="false"/>
+                <w:sz w:val="19"/>
+                <w:szCs w:val="19"/>
+              </w:rPr>
+              <w:t xml:space="preserve">必須</w:t>
+            </w:r>
+          </w:p>
+        </w:tc>
+        <w:tc>
+          <w:tcPr>
+            <w:tcW w:type="dxa" w:w="4326"/>
+            <w:tcMar>
+              <w:top w:type="dxa" w:w="70"/>
+              <w:left w:type="dxa" w:w="100"/>
+              <w:bottom w:type="dxa" w:w="70"/>
+              <w:right w:type="dxa" w:w="100"/>
+            </w:tcMar>
+            <w:vAlign w:val="center"/>
+          </w:tcPr>
+          <w:p>
+            <w:pPr>
+              <w:jc w:val="left"/>
+            </w:pPr>
+            <w:r>
+              <w:rPr>
+                <w:rFonts w:ascii="游ゴシック" w:cs="游ゴシック" w:eastAsia="游ゴシック" w:hAnsi="游ゴシック"/>
+                <w:b w:val="false"/>
+                <w:bCs w:val="false"/>
+                <w:sz w:val="19"/>
+                <w:szCs w:val="19"/>
+              </w:rPr>
+              <w:t xml:space="preserve"/>
+            </w:r>
+          </w:p>
+        </w:tc>
+      </w:tr>
+      <w:tr>
+        <w:tc>
+          <w:tcPr>
+            <w:tcW w:type="dxa" w:w="500"/>
+            <w:shd w:fill="F2F2F2" w:val="clear"/>
+            <w:tcMar>
+              <w:top w:type="dxa" w:w="70"/>
+              <w:left w:type="dxa" w:w="100"/>
+              <w:bottom w:type="dxa" w:w="70"/>
+              <w:right w:type="dxa" w:w="100"/>
+            </w:tcMar>
+            <w:vAlign w:val="center"/>
+          </w:tcPr>
+          <w:p>
+            <w:pPr>
+              <w:jc w:val="center"/>
+            </w:pPr>
+            <w:r>
+              <w:rPr>
+                <w:rFonts w:ascii="游ゴシック" w:cs="游ゴシック" w:eastAsia="游ゴシック" w:hAnsi="游ゴシック"/>
+                <w:b/>
+                <w:bCs/>
+                <w:sz w:val="19"/>
+                <w:szCs w:val="19"/>
+              </w:rPr>
+              <w:t xml:space="preserve">3</w:t>
+            </w:r>
+          </w:p>
+        </w:tc>
+        <w:tc>
+          <w:tcPr>
+            <w:tcW w:type="dxa" w:w="2200"/>
+            <w:tcMar>
+              <w:top w:type="dxa" w:w="70"/>
+              <w:left w:type="dxa" w:w="100"/>
+              <w:bottom w:type="dxa" w:w="70"/>
+              <w:right w:type="dxa" w:w="100"/>
+            </w:tcMar>
+            <w:vAlign w:val="center"/>
+          </w:tcPr>
+          <w:p>
+            <w:pPr>
+              <w:jc w:val="left"/>
+            </w:pPr>
+            <w:r>
+              <w:rPr>
+                <w:rFonts w:ascii="游ゴシック" w:cs="游ゴシック" w:eastAsia="游ゴシック" w:hAnsi="游ゴシック"/>
+                <w:b/>
+                <w:bCs/>
+                <w:sz w:val="19"/>
+                <w:szCs w:val="19"/>
+              </w:rPr>
+              <w:t xml:space="preserve">申請者所属部署</w:t>
+            </w:r>
+          </w:p>
+        </w:tc>
+        <w:tc>
+          <w:tcPr>
+            <w:tcW w:type="dxa" w:w="1400"/>
+            <w:tcMar>
+              <w:top w:type="dxa" w:w="70"/>
+              <w:left w:type="dxa" w:w="100"/>
+              <w:bottom w:type="dxa" w:w="70"/>
+              <w:right w:type="dxa" w:w="100"/>
+            </w:tcMar>
+            <w:vAlign w:val="center"/>
+          </w:tcPr>
+          <w:p>
+            <w:pPr>
+              <w:jc w:val="center"/>
+            </w:pPr>
+            <w:r>
+              <w:rPr>
+                <w:rFonts w:ascii="游ゴシック" w:cs="游ゴシック" w:eastAsia="游ゴシック" w:hAnsi="游ゴシック"/>
+                <w:b w:val="false"/>
+                <w:bCs w:val="false"/>
+                <w:sz w:val="19"/>
+                <w:szCs w:val="19"/>
+              </w:rPr>
+              <w:t xml:space="preserve">プルダウン</w:t>
+            </w:r>
+          </w:p>
+        </w:tc>
+        <w:tc>
+          <w:tcPr>
+            <w:tcW w:type="dxa" w:w="900"/>
+            <w:tcMar>
+              <w:top w:type="dxa" w:w="70"/>
+              <w:left w:type="dxa" w:w="100"/>
+              <w:bottom w:type="dxa" w:w="70"/>
+              <w:right w:type="dxa" w:w="100"/>
+            </w:tcMar>
+            <w:vAlign w:val="center"/>
+          </w:tcPr>
+          <w:p>
+            <w:pPr>
+              <w:jc w:val="center"/>
+            </w:pPr>
+            <w:r>
+              <w:rPr>
+                <w:rFonts w:ascii="游ゴシック" w:cs="游ゴシック" w:eastAsia="游ゴシック" w:hAnsi="游ゴシック"/>
+                <w:b w:val="false"/>
+                <w:bCs w:val="false"/>
+                <w:sz w:val="19"/>
+                <w:szCs w:val="19"/>
+              </w:rPr>
+              <w:t xml:space="preserve">必須</w:t>
+            </w:r>
+          </w:p>
+        </w:tc>
+        <w:tc>
+          <w:tcPr>
+            <w:tcW w:type="dxa" w:w="4326"/>
+            <w:tcMar>
+              <w:top w:type="dxa" w:w="70"/>
+              <w:left w:type="dxa" w:w="100"/>
+              <w:bottom w:type="dxa" w:w="70"/>
+              <w:right w:type="dxa" w:w="100"/>
+            </w:tcMar>
+            <w:vAlign w:val="center"/>
+          </w:tcPr>
+          <w:p>
+            <w:pPr>
+              <w:jc w:val="left"/>
+            </w:pPr>
+            <w:r>
+              <w:rPr>
+                <w:rFonts w:ascii="游ゴシック" w:cs="游ゴシック" w:eastAsia="游ゴシック" w:hAnsi="游ゴシック"/>
+                <w:b w:val="false"/>
+                <w:bCs w:val="false"/>
+                <w:sz w:val="19"/>
+                <w:szCs w:val="19"/>
+              </w:rPr>
+              <w:t xml:space="preserve">部署一覧から選択</w:t>
+            </w:r>
+          </w:p>
+        </w:tc>
+      </w:tr>
+      <w:tr>
+        <w:tc>
+          <w:tcPr>
+            <w:tcW w:type="dxa" w:w="500"/>
+            <w:shd w:fill="F2F2F2" w:val="clear"/>
+            <w:tcMar>
+              <w:top w:type="dxa" w:w="70"/>
+              <w:left w:type="dxa" w:w="100"/>
+              <w:bottom w:type="dxa" w:w="70"/>
+              <w:right w:type="dxa" w:w="100"/>
+            </w:tcMar>
+            <w:vAlign w:val="center"/>
+          </w:tcPr>
+          <w:p>
+            <w:pPr>
+              <w:jc w:val="center"/>
+            </w:pPr>
+            <w:r>
+              <w:rPr>
+                <w:rFonts w:ascii="游ゴシック" w:cs="游ゴシック" w:eastAsia="游ゴシック" w:hAnsi="游ゴシック"/>
+                <w:b/>
+                <w:bCs/>
+                <w:sz w:val="19"/>
+                <w:szCs w:val="19"/>
+              </w:rPr>
+              <w:t xml:space="preserve">4</w:t>
+            </w:r>
+          </w:p>
+        </w:tc>
+        <w:tc>
+          <w:tcPr>
+            <w:tcW w:type="dxa" w:w="2200"/>
+            <w:tcMar>
+              <w:top w:type="dxa" w:w="70"/>
+              <w:left w:type="dxa" w:w="100"/>
+              <w:bottom w:type="dxa" w:w="70"/>
+              <w:right w:type="dxa" w:w="100"/>
+            </w:tcMar>
+            <w:vAlign w:val="center"/>
+          </w:tcPr>
+          <w:p>
+            <w:pPr>
+              <w:jc w:val="left"/>
+            </w:pPr>
+            <w:r>
+              <w:rPr>
+                <w:rFonts w:ascii="游ゴシック" w:cs="游ゴシック" w:eastAsia="游ゴシック" w:hAnsi="游ゴシック"/>
+                <w:b/>
+                <w:bCs/>
+                <w:sz w:val="19"/>
+                <w:szCs w:val="19"/>
+              </w:rPr>
+              <w:t xml:space="preserve">申請者連絡先（内線／メール）</w:t>
+            </w:r>
+          </w:p>
+        </w:tc>
+        <w:tc>
+          <w:tcPr>
+            <w:tcW w:type="dxa" w:w="1400"/>
+            <w:tcMar>
+              <w:top w:type="dxa" w:w="70"/>
+              <w:left w:type="dxa" w:w="100"/>
+              <w:bottom w:type="dxa" w:w="70"/>
+              <w:right w:type="dxa" w:w="100"/>
+            </w:tcMar>
+            <w:vAlign w:val="center"/>
+          </w:tcPr>
+          <w:p>
+            <w:pPr>
+              <w:jc w:val="center"/>
+            </w:pPr>
+            <w:r>
+              <w:rPr>
+                <w:rFonts w:ascii="游ゴシック" w:cs="游ゴシック" w:eastAsia="游ゴシック" w:hAnsi="游ゴシック"/>
+                <w:b w:val="false"/>
+                <w:bCs w:val="false"/>
+                <w:sz w:val="19"/>
+                <w:szCs w:val="19"/>
+              </w:rPr>
+              <w:t xml:space="preserve">記述式</w:t>
+            </w:r>
+          </w:p>
+        </w:tc>
+        <w:tc>
+          <w:tcPr>
+            <w:tcW w:type="dxa" w:w="900"/>
+            <w:tcMar>
+              <w:top w:type="dxa" w:w="70"/>
+              <w:left w:type="dxa" w:w="100"/>
+              <w:bottom w:type="dxa" w:w="70"/>
+              <w:right w:type="dxa" w:w="100"/>
+            </w:tcMar>
+            <w:vAlign w:val="center"/>
+          </w:tcPr>
+          <w:p>
+            <w:pPr>
+              <w:jc w:val="center"/>
+            </w:pPr>
+            <w:r>
+              <w:rPr>
+                <w:rFonts w:ascii="游ゴシック" w:cs="游ゴシック" w:eastAsia="游ゴシック" w:hAnsi="游ゴシック"/>
+                <w:b w:val="false"/>
+                <w:bCs w:val="false"/>
+                <w:sz w:val="19"/>
+                <w:szCs w:val="19"/>
+              </w:rPr>
+              <w:t xml:space="preserve">必須</w:t>
+            </w:r>
+          </w:p>
+        </w:tc>
+        <w:tc>
+          <w:tcPr>
+            <w:tcW w:type="dxa" w:w="4326"/>
+            <w:tcMar>
+              <w:top w:type="dxa" w:w="70"/>
+              <w:left w:type="dxa" w:w="100"/>
+              <w:bottom w:type="dxa" w:w="70"/>
+              <w:right w:type="dxa" w:w="100"/>
+            </w:tcMar>
+            <w:vAlign w:val="center"/>
+          </w:tcPr>
+          <w:p>
+            <w:pPr>
+              <w:jc w:val="left"/>
+            </w:pPr>
+            <w:r>
+              <w:rPr>
+                <w:rFonts w:ascii="游ゴシック" w:cs="游ゴシック" w:eastAsia="游ゴシック" w:hAnsi="游ゴシック"/>
+                <w:b w:val="false"/>
+                <w:bCs w:val="false"/>
+                <w:sz w:val="19"/>
+                <w:szCs w:val="19"/>
+              </w:rPr>
+              <w:t xml:space="preserve">確認事項があった場合の連絡先</w:t>
+            </w:r>
+          </w:p>
+        </w:tc>
+      </w:tr>
+      <w:tr>
+        <w:tc>
+          <w:tcPr>
+            <w:tcW w:type="dxa" w:w="500"/>
+            <w:shd w:fill="F2F2F2" w:val="clear"/>
+            <w:tcMar>
+              <w:top w:type="dxa" w:w="70"/>
+              <w:left w:type="dxa" w:w="100"/>
+              <w:bottom w:type="dxa" w:w="70"/>
+              <w:right w:type="dxa" w:w="100"/>
+            </w:tcMar>
+            <w:vAlign w:val="center"/>
+          </w:tcPr>
+          <w:p>
+            <w:pPr>
+              <w:jc w:val="center"/>
+            </w:pPr>
+            <w:r>
+              <w:rPr>
+                <w:rFonts w:ascii="游ゴシック" w:cs="游ゴシック" w:eastAsia="游ゴシック" w:hAnsi="游ゴシック"/>
+                <w:b/>
+                <w:bCs/>
+                <w:sz w:val="19"/>
+                <w:szCs w:val="19"/>
+              </w:rPr>
+              <w:t xml:space="preserve">5</w:t>
+            </w:r>
+          </w:p>
+        </w:tc>
+        <w:tc>
+          <w:tcPr>
+            <w:tcW w:type="dxa" w:w="2200"/>
+            <w:tcMar>
+              <w:top w:type="dxa" w:w="70"/>
+              <w:left w:type="dxa" w:w="100"/>
+              <w:bottom w:type="dxa" w:w="70"/>
+              <w:right w:type="dxa" w:w="100"/>
+            </w:tcMar>
+            <w:vAlign w:val="center"/>
+          </w:tcPr>
+          <w:p>
+            <w:pPr>
+              <w:jc w:val="left"/>
+            </w:pPr>
+            <w:r>
+              <w:rPr>
+                <w:rFonts w:ascii="游ゴシック" w:cs="游ゴシック" w:eastAsia="游ゴシック" w:hAnsi="游ゴシック"/>
+                <w:b/>
+                <w:bCs/>
+                <w:sz w:val="19"/>
+                <w:szCs w:val="19"/>
+              </w:rPr>
+              <w:t xml:space="preserve">上長承認の状況</w:t>
+            </w:r>
+          </w:p>
+        </w:tc>
+        <w:tc>
+          <w:tcPr>
+            <w:tcW w:type="dxa" w:w="1400"/>
+            <w:tcMar>
+              <w:top w:type="dxa" w:w="70"/>
+              <w:left w:type="dxa" w:w="100"/>
+              <w:bottom w:type="dxa" w:w="70"/>
+              <w:right w:type="dxa" w:w="100"/>
+            </w:tcMar>
+            <w:vAlign w:val="center"/>
+          </w:tcPr>
+          <w:p>
+            <w:pPr>
+              <w:jc w:val="center"/>
+            </w:pPr>
+            <w:r>
+              <w:rPr>
+                <w:rFonts w:ascii="游ゴシック" w:cs="游ゴシック" w:eastAsia="游ゴシック" w:hAnsi="游ゴシック"/>
+                <w:b w:val="false"/>
+                <w:bCs w:val="false"/>
+                <w:sz w:val="19"/>
+                <w:szCs w:val="19"/>
+              </w:rPr>
+              <w:t xml:space="preserve">選択式</w:t>
+            </w:r>
+          </w:p>
+        </w:tc>
+        <w:tc>
+          <w:tcPr>
+            <w:tcW w:type="dxa" w:w="900"/>
+            <w:tcMar>
+              <w:top w:type="dxa" w:w="70"/>
+              <w:left w:type="dxa" w:w="100"/>
+              <w:bottom w:type="dxa" w:w="70"/>
+              <w:right w:type="dxa" w:w="100"/>
+            </w:tcMar>
+            <w:vAlign w:val="center"/>
+          </w:tcPr>
+          <w:p>
+            <w:pPr>
+              <w:jc w:val="center"/>
+            </w:pPr>
+            <w:r>
+              <w:rPr>
+                <w:rFonts w:ascii="游ゴシック" w:cs="游ゴシック" w:eastAsia="游ゴシック" w:hAnsi="游ゴシック"/>
+                <w:b w:val="false"/>
+                <w:bCs w:val="false"/>
+                <w:sz w:val="19"/>
+                <w:szCs w:val="19"/>
+              </w:rPr>
+              <w:t xml:space="preserve">必須</w:t>
+            </w:r>
+          </w:p>
+        </w:tc>
+        <w:tc>
+          <w:tcPr>
+            <w:tcW w:type="dxa" w:w="4326"/>
+            <w:tcMar>
+              <w:top w:type="dxa" w:w="70"/>
+              <w:left w:type="dxa" w:w="100"/>
+              <w:bottom w:type="dxa" w:w="70"/>
+              <w:right w:type="dxa" w:w="100"/>
+            </w:tcMar>
+            <w:vAlign w:val="center"/>
+          </w:tcPr>
+          <w:p>
+            <w:pPr>
+              <w:jc w:val="left"/>
+            </w:pPr>
+            <w:r>
+              <w:rPr>
+                <w:rFonts w:ascii="游ゴシック" w:cs="游ゴシック" w:eastAsia="游ゴシック" w:hAnsi="游ゴシック"/>
+                <w:b w:val="false"/>
+                <w:bCs w:val="false"/>
+                <w:sz w:val="19"/>
+                <w:szCs w:val="19"/>
+              </w:rPr>
+              <w:t xml:space="preserve">「承認済み」「承認不要（A2で定めた基準に該当）」等。A2で承認要否のルールを決めてから選択肢を確定する</w:t>
+            </w:r>
+          </w:p>
+        </w:tc>
+      </w:tr>
+      <w:tr>
+        <w:tc>
+          <w:tcPr>
+            <w:tcW w:type="dxa" w:w="9326"/>
+            <w:gridSpan w:val="5"/>
+            <w:shd w:fill="D9E2F3" w:val="clear"/>
+            <w:tcMar>
+              <w:top w:type="dxa" w:w="70"/>
+              <w:left w:type="dxa" w:w="100"/>
+              <w:bottom w:type="dxa" w:w="70"/>
+              <w:right w:type="dxa" w:w="100"/>
+            </w:tcMar>
+          </w:tcPr>
+          <w:p>
+            <w:r>
+              <w:rPr>
+                <w:rFonts w:ascii="游ゴシック" w:cs="游ゴシック" w:eastAsia="游ゴシック" w:hAnsi="游ゴシック"/>
+                <w:b/>
+                <w:bCs/>
+                <w:sz w:val="20"/>
+                <w:szCs w:val="20"/>
+              </w:rPr>
+              <w:t xml:space="preserve">B. 共有先情報（Entraゲストアカウントとして登録する相手）</w:t>
+            </w:r>
+          </w:p>
+        </w:tc>
+      </w:tr>
+      <w:tr>
+        <w:tc>
+          <w:tcPr>
+            <w:tcW w:type="dxa" w:w="500"/>
+            <w:shd w:fill="F2F2F2" w:val="clear"/>
+            <w:tcMar>
+              <w:top w:type="dxa" w:w="70"/>
+              <w:left w:type="dxa" w:w="100"/>
+              <w:bottom w:type="dxa" w:w="70"/>
+              <w:right w:type="dxa" w:w="100"/>
+            </w:tcMar>
+            <w:vAlign w:val="center"/>
+          </w:tcPr>
+          <w:p>
+            <w:pPr>
+              <w:jc w:val="center"/>
+            </w:pPr>
+            <w:r>
+              <w:rPr>
+                <w:rFonts w:ascii="游ゴシック" w:cs="游ゴシック" w:eastAsia="游ゴシック" w:hAnsi="游ゴシック"/>
+                <w:b/>
+                <w:bCs/>
+                <w:sz w:val="19"/>
+                <w:szCs w:val="19"/>
+              </w:rPr>
+              <w:t xml:space="preserve">6</w:t>
+            </w:r>
+          </w:p>
+        </w:tc>
+        <w:tc>
+          <w:tcPr>
+            <w:tcW w:type="dxa" w:w="2200"/>
+            <w:tcMar>
+              <w:top w:type="dxa" w:w="70"/>
+              <w:left w:type="dxa" w:w="100"/>
+              <w:bottom w:type="dxa" w:w="70"/>
+              <w:right w:type="dxa" w:w="100"/>
+            </w:tcMar>
+            <w:vAlign w:val="center"/>
+          </w:tcPr>
+          <w:p>
+            <w:pPr>
+              <w:jc w:val="left"/>
+            </w:pPr>
+            <w:r>
+              <w:rPr>
+                <w:rFonts w:ascii="游ゴシック" w:cs="游ゴシック" w:eastAsia="游ゴシック" w:hAnsi="游ゴシック"/>
+                <w:b/>
+                <w:bCs/>
+                <w:sz w:val="19"/>
+                <w:szCs w:val="19"/>
+              </w:rPr>
+              <w:t xml:space="preserve">共有先会社名</w:t>
+            </w:r>
+          </w:p>
+        </w:tc>
+        <w:tc>
+          <w:tcPr>
+            <w:tcW w:type="dxa" w:w="1400"/>
+            <w:tcMar>
+              <w:top w:type="dxa" w:w="70"/>
+              <w:left w:type="dxa" w:w="100"/>
+              <w:bottom w:type="dxa" w:w="70"/>
+              <w:right w:type="dxa" w:w="100"/>
+            </w:tcMar>
+            <w:vAlign w:val="center"/>
+          </w:tcPr>
+          <w:p>
+            <w:pPr>
+              <w:jc w:val="center"/>
+            </w:pPr>
+            <w:r>
+              <w:rPr>
+                <w:rFonts w:ascii="游ゴシック" w:cs="游ゴシック" w:eastAsia="游ゴシック" w:hAnsi="游ゴシック"/>
+                <w:b w:val="false"/>
+                <w:bCs w:val="false"/>
+                <w:sz w:val="19"/>
+                <w:szCs w:val="19"/>
+              </w:rPr>
+              <w:t xml:space="preserve">記述式</w:t>
+            </w:r>
+          </w:p>
+        </w:tc>
+        <w:tc>
+          <w:tcPr>
+            <w:tcW w:type="dxa" w:w="900"/>
+            <w:tcMar>
+              <w:top w:type="dxa" w:w="70"/>
+              <w:left w:type="dxa" w:w="100"/>
+              <w:bottom w:type="dxa" w:w="70"/>
+              <w:right w:type="dxa" w:w="100"/>
+            </w:tcMar>
+            <w:vAlign w:val="center"/>
+          </w:tcPr>
+          <w:p>
+            <w:pPr>
+              <w:jc w:val="center"/>
+            </w:pPr>
+            <w:r>
+              <w:rPr>
+                <w:rFonts w:ascii="游ゴシック" w:cs="游ゴシック" w:eastAsia="游ゴシック" w:hAnsi="游ゴシック"/>
+                <w:b w:val="false"/>
+                <w:bCs w:val="false"/>
+                <w:sz w:val="19"/>
+                <w:szCs w:val="19"/>
+              </w:rPr>
+              <w:t xml:space="preserve">必須</w:t>
+            </w:r>
+          </w:p>
+        </w:tc>
+        <w:tc>
+          <w:tcPr>
+            <w:tcW w:type="dxa" w:w="4326"/>
+            <w:tcMar>
+              <w:top w:type="dxa" w:w="70"/>
+              <w:left w:type="dxa" w:w="100"/>
+              <w:bottom w:type="dxa" w:w="70"/>
+              <w:right w:type="dxa" w:w="100"/>
+            </w:tcMar>
+            <w:vAlign w:val="center"/>
+          </w:tcPr>
+          <w:p>
+            <w:pPr>
+              <w:jc w:val="left"/>
+            </w:pPr>
+            <w:r>
+              <w:rPr>
+                <w:rFonts w:ascii="游ゴシック" w:cs="游ゴシック" w:eastAsia="游ゴシック" w:hAnsi="游ゴシック"/>
+                <w:b w:val="false"/>
+                <w:bCs w:val="false"/>
+                <w:sz w:val="19"/>
+                <w:szCs w:val="19"/>
+              </w:rPr>
+              <w:t xml:space="preserve"/>
+            </w:r>
+          </w:p>
+        </w:tc>
+      </w:tr>
+      <w:tr>
+        <w:tc>
+          <w:tcPr>
+            <w:tcW w:type="dxa" w:w="500"/>
+            <w:shd w:fill="F2F2F2" w:val="clear"/>
+            <w:tcMar>
+              <w:top w:type="dxa" w:w="70"/>
+              <w:left w:type="dxa" w:w="100"/>
+              <w:bottom w:type="dxa" w:w="70"/>
+              <w:right w:type="dxa" w:w="100"/>
+            </w:tcMar>
+            <w:vAlign w:val="center"/>
+          </w:tcPr>
+          <w:p>
+            <w:pPr>
+              <w:jc w:val="center"/>
+            </w:pPr>
+            <w:r>
+              <w:rPr>
+                <w:rFonts w:ascii="游ゴシック" w:cs="游ゴシック" w:eastAsia="游ゴシック" w:hAnsi="游ゴシック"/>
+                <w:b/>
+                <w:bCs/>
+                <w:sz w:val="19"/>
+                <w:szCs w:val="19"/>
+              </w:rPr>
+              <w:t xml:space="preserve">7</w:t>
+            </w:r>
+          </w:p>
+        </w:tc>
+        <w:tc>
+          <w:tcPr>
+            <w:tcW w:type="dxa" w:w="2200"/>
+            <w:tcMar>
+              <w:top w:type="dxa" w:w="70"/>
+              <w:left w:type="dxa" w:w="100"/>
+              <w:bottom w:type="dxa" w:w="70"/>
+              <w:right w:type="dxa" w:w="100"/>
+            </w:tcMar>
+            <w:vAlign w:val="center"/>
+          </w:tcPr>
+          <w:p>
+            <w:pPr>
+              <w:jc w:val="left"/>
+            </w:pPr>
+            <w:r>
+              <w:rPr>
+                <w:rFonts w:ascii="游ゴシック" w:cs="游ゴシック" w:eastAsia="游ゴシック" w:hAnsi="游ゴシック"/>
+                <w:b/>
+                <w:bCs/>
+                <w:sz w:val="19"/>
+                <w:szCs w:val="19"/>
+              </w:rPr>
+              <w:t xml:space="preserve">共有先部署名</w:t>
+            </w:r>
+          </w:p>
+        </w:tc>
+        <w:tc>
+          <w:tcPr>
+            <w:tcW w:type="dxa" w:w="1400"/>
+            <w:tcMar>
+              <w:top w:type="dxa" w:w="70"/>
+              <w:left w:type="dxa" w:w="100"/>
+              <w:bottom w:type="dxa" w:w="70"/>
+              <w:right w:type="dxa" w:w="100"/>
+            </w:tcMar>
+            <w:vAlign w:val="center"/>
+          </w:tcPr>
+          <w:p>
+            <w:pPr>
+              <w:jc w:val="center"/>
+            </w:pPr>
+            <w:r>
+              <w:rPr>
+                <w:rFonts w:ascii="游ゴシック" w:cs="游ゴシック" w:eastAsia="游ゴシック" w:hAnsi="游ゴシック"/>
+                <w:b w:val="false"/>
+                <w:bCs w:val="false"/>
+                <w:sz w:val="19"/>
+                <w:szCs w:val="19"/>
+              </w:rPr>
+              <w:t xml:space="preserve">記述式</w:t>
+            </w:r>
+          </w:p>
+        </w:tc>
+        <w:tc>
+          <w:tcPr>
+            <w:tcW w:type="dxa" w:w="900"/>
+            <w:tcMar>
+              <w:top w:type="dxa" w:w="70"/>
+              <w:left w:type="dxa" w:w="100"/>
+              <w:bottom w:type="dxa" w:w="70"/>
+              <w:right w:type="dxa" w:w="100"/>
+            </w:tcMar>
+            <w:vAlign w:val="center"/>
+          </w:tcPr>
+          <w:p>
+            <w:pPr>
+              <w:jc w:val="center"/>
+            </w:pPr>
+            <w:r>
+              <w:rPr>
+                <w:rFonts w:ascii="游ゴシック" w:cs="游ゴシック" w:eastAsia="游ゴシック" w:hAnsi="游ゴシック"/>
+                <w:b w:val="false"/>
+                <w:bCs w:val="false"/>
+                <w:sz w:val="19"/>
+                <w:szCs w:val="19"/>
+              </w:rPr>
+              <w:t xml:space="preserve">任意</w:t>
+            </w:r>
+          </w:p>
+        </w:tc>
+        <w:tc>
+          <w:tcPr>
+            <w:tcW w:type="dxa" w:w="4326"/>
+            <w:tcMar>
+              <w:top w:type="dxa" w:w="70"/>
+              <w:left w:type="dxa" w:w="100"/>
+              <w:bottom w:type="dxa" w:w="70"/>
+              <w:right w:type="dxa" w:w="100"/>
+            </w:tcMar>
+            <w:vAlign w:val="center"/>
+          </w:tcPr>
+          <w:p>
+            <w:pPr>
+              <w:jc w:val="left"/>
+            </w:pPr>
+            <w:r>
+              <w:rPr>
+                <w:rFonts w:ascii="游ゴシック" w:cs="游ゴシック" w:eastAsia="游ゴシック" w:hAnsi="游ゴシック"/>
+                <w:b w:val="false"/>
+                <w:bCs w:val="false"/>
+                <w:sz w:val="19"/>
+                <w:szCs w:val="19"/>
+              </w:rPr>
+              <w:t xml:space="preserve"/>
+            </w:r>
+          </w:p>
+        </w:tc>
+      </w:tr>
+      <w:tr>
+        <w:tc>
+          <w:tcPr>
+            <w:tcW w:type="dxa" w:w="500"/>
+            <w:shd w:fill="F2F2F2" w:val="clear"/>
+            <w:tcMar>
+              <w:top w:type="dxa" w:w="70"/>
+              <w:left w:type="dxa" w:w="100"/>
+              <w:bottom w:type="dxa" w:w="70"/>
+              <w:right w:type="dxa" w:w="100"/>
+            </w:tcMar>
+            <w:vAlign w:val="center"/>
+          </w:tcPr>
+          <w:p>
+            <w:pPr>
+              <w:jc w:val="center"/>
+            </w:pPr>
+            <w:r>
+              <w:rPr>
+                <w:rFonts w:ascii="游ゴシック" w:cs="游ゴシック" w:eastAsia="游ゴシック" w:hAnsi="游ゴシック"/>
+                <w:b/>
+                <w:bCs/>
+                <w:sz w:val="19"/>
+                <w:szCs w:val="19"/>
+              </w:rPr>
+              <w:t xml:space="preserve">8</w:t>
+            </w:r>
+          </w:p>
+        </w:tc>
+        <w:tc>
+          <w:tcPr>
+            <w:tcW w:type="dxa" w:w="2200"/>
+            <w:tcMar>
+              <w:top w:type="dxa" w:w="70"/>
+              <w:left w:type="dxa" w:w="100"/>
+              <w:bottom w:type="dxa" w:w="70"/>
+              <w:right w:type="dxa" w:w="100"/>
+            </w:tcMar>
+            <w:vAlign w:val="center"/>
+          </w:tcPr>
+          <w:p>
+            <w:pPr>
+              <w:jc w:val="left"/>
+            </w:pPr>
+            <w:r>
+              <w:rPr>
+                <w:rFonts w:ascii="游ゴシック" w:cs="游ゴシック" w:eastAsia="游ゴシック" w:hAnsi="游ゴシック"/>
+                <w:b/>
+                <w:bCs/>
+                <w:sz w:val="19"/>
+                <w:szCs w:val="19"/>
+              </w:rPr>
+              <w:t xml:space="preserve">共有先氏名</w:t>
+            </w:r>
+          </w:p>
+        </w:tc>
+        <w:tc>
+          <w:tcPr>
+            <w:tcW w:type="dxa" w:w="1400"/>
+            <w:tcMar>
+              <w:top w:type="dxa" w:w="70"/>
+              <w:left w:type="dxa" w:w="100"/>
+              <w:bottom w:type="dxa" w:w="70"/>
+              <w:right w:type="dxa" w:w="100"/>
+            </w:tcMar>
+            <w:vAlign w:val="center"/>
+          </w:tcPr>
+          <w:p>
+            <w:pPr>
+              <w:jc w:val="center"/>
+            </w:pPr>
+            <w:r>
+              <w:rPr>
+                <w:rFonts w:ascii="游ゴシック" w:cs="游ゴシック" w:eastAsia="游ゴシック" w:hAnsi="游ゴシック"/>
+                <w:b w:val="false"/>
+                <w:bCs w:val="false"/>
+                <w:sz w:val="19"/>
+                <w:szCs w:val="19"/>
+              </w:rPr>
+              <w:t xml:space="preserve">記述式</w:t>
+            </w:r>
+          </w:p>
+        </w:tc>
+        <w:tc>
+          <w:tcPr>
+            <w:tcW w:type="dxa" w:w="900"/>
+            <w:tcMar>
+              <w:top w:type="dxa" w:w="70"/>
+              <w:left w:type="dxa" w:w="100"/>
+              <w:bottom w:type="dxa" w:w="70"/>
+              <w:right w:type="dxa" w:w="100"/>
+            </w:tcMar>
+            <w:vAlign w:val="center"/>
+          </w:tcPr>
+          <w:p>
+            <w:pPr>
+              <w:jc w:val="center"/>
+            </w:pPr>
+            <w:r>
+              <w:rPr>
+                <w:rFonts w:ascii="游ゴシック" w:cs="游ゴシック" w:eastAsia="游ゴシック" w:hAnsi="游ゴシック"/>
+                <w:b w:val="false"/>
+                <w:bCs w:val="false"/>
+                <w:sz w:val="19"/>
+                <w:szCs w:val="19"/>
+              </w:rPr>
+              <w:t xml:space="preserve">必須</w:t>
+            </w:r>
+          </w:p>
+        </w:tc>
+        <w:tc>
+          <w:tcPr>
+            <w:tcW w:type="dxa" w:w="4326"/>
+            <w:tcMar>
+              <w:top w:type="dxa" w:w="70"/>
+              <w:left w:type="dxa" w:w="100"/>
+              <w:bottom w:type="dxa" w:w="70"/>
+              <w:right w:type="dxa" w:w="100"/>
+            </w:tcMar>
+            <w:vAlign w:val="center"/>
+          </w:tcPr>
+          <w:p>
+            <w:pPr>
+              <w:jc w:val="left"/>
+            </w:pPr>
+            <w:r>
+              <w:rPr>
+                <w:rFonts w:ascii="游ゴシック" w:cs="游ゴシック" w:eastAsia="游ゴシック" w:hAnsi="游ゴシック"/>
+                <w:b w:val="false"/>
+                <w:bCs w:val="false"/>
+                <w:sz w:val="19"/>
+                <w:szCs w:val="19"/>
+              </w:rPr>
+              <w:t xml:space="preserve"/>
+            </w:r>
+          </w:p>
+        </w:tc>
+      </w:tr>
+      <w:tr>
+        <w:tc>
+          <w:tcPr>
+            <w:tcW w:type="dxa" w:w="500"/>
+            <w:shd w:fill="F2F2F2" w:val="clear"/>
+            <w:tcMar>
+              <w:top w:type="dxa" w:w="70"/>
+              <w:left w:type="dxa" w:w="100"/>
+              <w:bottom w:type="dxa" w:w="70"/>
+              <w:right w:type="dxa" w:w="100"/>
+            </w:tcMar>
+            <w:vAlign w:val="center"/>
+          </w:tcPr>
+          <w:p>
+            <w:pPr>
+              <w:jc w:val="center"/>
+            </w:pPr>
+            <w:r>
+              <w:rPr>
+                <w:rFonts w:ascii="游ゴシック" w:cs="游ゴシック" w:eastAsia="游ゴシック" w:hAnsi="游ゴシック"/>
+                <w:b/>
+                <w:bCs/>
+                <w:sz w:val="19"/>
+                <w:szCs w:val="19"/>
+              </w:rPr>
+              <w:t xml:space="preserve">9</w:t>
+            </w:r>
+          </w:p>
+        </w:tc>
+        <w:tc>
+          <w:tcPr>
+            <w:tcW w:type="dxa" w:w="2200"/>
+            <w:tcMar>
+              <w:top w:type="dxa" w:w="70"/>
+              <w:left w:type="dxa" w:w="100"/>
+              <w:bottom w:type="dxa" w:w="70"/>
+              <w:right w:type="dxa" w:w="100"/>
+            </w:tcMar>
+            <w:vAlign w:val="center"/>
+          </w:tcPr>
+          <w:p>
+            <w:pPr>
+              <w:jc w:val="left"/>
+            </w:pPr>
+            <w:r>
+              <w:rPr>
+                <w:rFonts w:ascii="游ゴシック" w:cs="游ゴシック" w:eastAsia="游ゴシック" w:hAnsi="游ゴシック"/>
+                <w:b/>
+                <w:bCs/>
+                <w:sz w:val="19"/>
+                <w:szCs w:val="19"/>
+              </w:rPr>
+              <w:t xml:space="preserve">共有先メールアドレス</w:t>
+            </w:r>
+          </w:p>
+        </w:tc>
+        <w:tc>
+          <w:tcPr>
+            <w:tcW w:type="dxa" w:w="1400"/>
+            <w:tcMar>
+              <w:top w:type="dxa" w:w="70"/>
+              <w:left w:type="dxa" w:w="100"/>
+              <w:bottom w:type="dxa" w:w="70"/>
+              <w:right w:type="dxa" w:w="100"/>
+            </w:tcMar>
+            <w:vAlign w:val="center"/>
+          </w:tcPr>
+          <w:p>
+            <w:pPr>
+              <w:jc w:val="center"/>
+            </w:pPr>
+            <w:r>
+              <w:rPr>
+                <w:rFonts w:ascii="游ゴシック" w:cs="游ゴシック" w:eastAsia="游ゴシック" w:hAnsi="游ゴシック"/>
+                <w:b w:val="false"/>
+                <w:bCs w:val="false"/>
+                <w:sz w:val="19"/>
+                <w:szCs w:val="19"/>
+              </w:rPr>
+              <w:t xml:space="preserve">記述式</w:t>
+            </w:r>
+          </w:p>
+        </w:tc>
+        <w:tc>
+          <w:tcPr>
+            <w:tcW w:type="dxa" w:w="900"/>
+            <w:tcMar>
+              <w:top w:type="dxa" w:w="70"/>
+              <w:left w:type="dxa" w:w="100"/>
+              <w:bottom w:type="dxa" w:w="70"/>
+              <w:right w:type="dxa" w:w="100"/>
+            </w:tcMar>
+            <w:vAlign w:val="center"/>
+          </w:tcPr>
+          <w:p>
+            <w:pPr>
+              <w:jc w:val="center"/>
+            </w:pPr>
+            <w:r>
+              <w:rPr>
+                <w:rFonts w:ascii="游ゴシック" w:cs="游ゴシック" w:eastAsia="游ゴシック" w:hAnsi="游ゴシック"/>
+                <w:b w:val="false"/>
+                <w:bCs w:val="false"/>
+                <w:sz w:val="19"/>
+                <w:szCs w:val="19"/>
+              </w:rPr>
+              <w:t xml:space="preserve">必須</w:t>
+            </w:r>
+          </w:p>
+        </w:tc>
+        <w:tc>
+          <w:tcPr>
+            <w:tcW w:type="dxa" w:w="4326"/>
+            <w:tcMar>
+              <w:top w:type="dxa" w:w="70"/>
+              <w:left w:type="dxa" w:w="100"/>
+              <w:bottom w:type="dxa" w:w="70"/>
+              <w:right w:type="dxa" w:w="100"/>
+            </w:tcMar>
+            <w:vAlign w:val="center"/>
+          </w:tcPr>
+          <w:p>
+            <w:pPr>
+              <w:jc w:val="left"/>
+            </w:pPr>
+            <w:r>
+              <w:rPr>
+                <w:rFonts w:ascii="游ゴシック" w:cs="游ゴシック" w:eastAsia="游ゴシック" w:hAnsi="游ゴシック"/>
+                <w:b w:val="false"/>
+                <w:bCs w:val="false"/>
+                <w:sz w:val="19"/>
+                <w:szCs w:val="19"/>
+              </w:rPr>
+              <w:t xml:space="preserve">EntraゲストアカウントのログインIDになる。入力誤り防止のため確認欄を併設することを推奨</w:t>
+            </w:r>
+          </w:p>
+        </w:tc>
+      </w:tr>
+      <w:tr>
+        <w:tc>
+          <w:tcPr>
+            <w:tcW w:type="dxa" w:w="500"/>
+            <w:shd w:fill="F2F2F2" w:val="clear"/>
+            <w:tcMar>
+              <w:top w:type="dxa" w:w="70"/>
+              <w:left w:type="dxa" w:w="100"/>
+              <w:bottom w:type="dxa" w:w="70"/>
+              <w:right w:type="dxa" w:w="100"/>
+            </w:tcMar>
+            <w:vAlign w:val="center"/>
+          </w:tcPr>
+          <w:p>
+            <w:pPr>
+              <w:jc w:val="center"/>
+            </w:pPr>
+            <w:r>
+              <w:rPr>
+                <w:rFonts w:ascii="游ゴシック" w:cs="游ゴシック" w:eastAsia="游ゴシック" w:hAnsi="游ゴシック"/>
+                <w:b/>
+                <w:bCs/>
+                <w:sz w:val="19"/>
+                <w:szCs w:val="19"/>
+              </w:rPr>
+              <w:t xml:space="preserve">10</w:t>
+            </w:r>
+          </w:p>
+        </w:tc>
+        <w:tc>
+          <w:tcPr>
+            <w:tcW w:type="dxa" w:w="2200"/>
+            <w:tcMar>
+              <w:top w:type="dxa" w:w="70"/>
+              <w:left w:type="dxa" w:w="100"/>
+              <w:bottom w:type="dxa" w:w="70"/>
+              <w:right w:type="dxa" w:w="100"/>
+            </w:tcMar>
+            <w:vAlign w:val="center"/>
+          </w:tcPr>
+          <w:p>
+            <w:pPr>
+              <w:jc w:val="left"/>
+            </w:pPr>
+            <w:r>
+              <w:rPr>
+                <w:rFonts w:ascii="游ゴシック" w:cs="游ゴシック" w:eastAsia="游ゴシック" w:hAnsi="游ゴシック"/>
+                <w:b/>
+                <w:bCs/>
+                <w:sz w:val="19"/>
+                <w:szCs w:val="19"/>
+              </w:rPr>
+              <w:t xml:space="preserve">過去のゲスト登録の有無</w:t>
+            </w:r>
+          </w:p>
+        </w:tc>
+        <w:tc>
+          <w:tcPr>
+            <w:tcW w:type="dxa" w:w="1400"/>
+            <w:tcMar>
+              <w:top w:type="dxa" w:w="70"/>
+              <w:left w:type="dxa" w:w="100"/>
+              <w:bottom w:type="dxa" w:w="70"/>
+              <w:right w:type="dxa" w:w="100"/>
+            </w:tcMar>
+            <w:vAlign w:val="center"/>
+          </w:tcPr>
+          <w:p>
+            <w:pPr>
+              <w:jc w:val="center"/>
+            </w:pPr>
+            <w:r>
+              <w:rPr>
+                <w:rFonts w:ascii="游ゴシック" w:cs="游ゴシック" w:eastAsia="游ゴシック" w:hAnsi="游ゴシック"/>
+                <w:b w:val="false"/>
+                <w:bCs w:val="false"/>
+                <w:sz w:val="19"/>
+                <w:szCs w:val="19"/>
+              </w:rPr>
+              <w:t xml:space="preserve">選択式</w:t>
+            </w:r>
+          </w:p>
+        </w:tc>
+        <w:tc>
+          <w:tcPr>
+            <w:tcW w:type="dxa" w:w="900"/>
+            <w:tcMar>
+              <w:top w:type="dxa" w:w="70"/>
+              <w:left w:type="dxa" w:w="100"/>
+              <w:bottom w:type="dxa" w:w="70"/>
+              <w:right w:type="dxa" w:w="100"/>
+            </w:tcMar>
+            <w:vAlign w:val="center"/>
+          </w:tcPr>
+          <w:p>
+            <w:pPr>
+              <w:jc w:val="center"/>
+            </w:pPr>
+            <w:r>
+              <w:rPr>
+                <w:rFonts w:ascii="游ゴシック" w:cs="游ゴシック" w:eastAsia="游ゴシック" w:hAnsi="游ゴシック"/>
+                <w:b w:val="false"/>
+                <w:bCs w:val="false"/>
+                <w:sz w:val="19"/>
+                <w:szCs w:val="19"/>
+              </w:rPr>
+              <w:t xml:space="preserve">必須</w:t>
+            </w:r>
+          </w:p>
+        </w:tc>
+        <w:tc>
+          <w:tcPr>
+            <w:tcW w:type="dxa" w:w="4326"/>
+            <w:tcMar>
+              <w:top w:type="dxa" w:w="70"/>
+              <w:left w:type="dxa" w:w="100"/>
+              <w:bottom w:type="dxa" w:w="70"/>
+              <w:right w:type="dxa" w:w="100"/>
+            </w:tcMar>
+            <w:vAlign w:val="center"/>
+          </w:tcPr>
+          <w:p>
+            <w:pPr>
+              <w:jc w:val="left"/>
+            </w:pPr>
+            <w:r>
+              <w:rPr>
+                <w:rFonts w:ascii="游ゴシック" w:cs="游ゴシック" w:eastAsia="游ゴシック" w:hAnsi="游ゴシック"/>
+                <w:b w:val="false"/>
+                <w:bCs w:val="false"/>
+                <w:sz w:val="19"/>
+                <w:szCs w:val="19"/>
+              </w:rPr>
+              <w:t xml:space="preserve">「あり／なし／不明」。重複登録を避けるための確認</w:t>
+            </w:r>
+          </w:p>
+        </w:tc>
+      </w:tr>
+      <w:tr>
+        <w:tc>
+          <w:tcPr>
+            <w:tcW w:type="dxa" w:w="9326"/>
+            <w:gridSpan w:val="5"/>
+            <w:shd w:fill="D9E2F3" w:val="clear"/>
+            <w:tcMar>
+              <w:top w:type="dxa" w:w="70"/>
+              <w:left w:type="dxa" w:w="100"/>
+              <w:bottom w:type="dxa" w:w="70"/>
+              <w:right w:type="dxa" w:w="100"/>
+            </w:tcMar>
+          </w:tcPr>
+          <w:p>
+            <w:r>
+              <w:rPr>
+                <w:rFonts w:ascii="游ゴシック" w:cs="游ゴシック" w:eastAsia="游ゴシック" w:hAnsi="游ゴシック"/>
+                <w:b/>
+                <w:bCs/>
+                <w:sz w:val="20"/>
+                <w:szCs w:val="20"/>
+              </w:rPr>
+              <w:t xml:space="preserve">C. 共有目的・内容</w:t>
+            </w:r>
+          </w:p>
+        </w:tc>
+      </w:tr>
+      <w:tr>
+        <w:tc>
+          <w:tcPr>
+            <w:tcW w:type="dxa" w:w="500"/>
+            <w:shd w:fill="F2F2F2" w:val="clear"/>
+            <w:tcMar>
+              <w:top w:type="dxa" w:w="70"/>
+              <w:left w:type="dxa" w:w="100"/>
+              <w:bottom w:type="dxa" w:w="70"/>
+              <w:right w:type="dxa" w:w="100"/>
+            </w:tcMar>
+            <w:vAlign w:val="center"/>
+          </w:tcPr>
+          <w:p>
+            <w:pPr>
+              <w:jc w:val="center"/>
+            </w:pPr>
+            <w:r>
+              <w:rPr>
+                <w:rFonts w:ascii="游ゴシック" w:cs="游ゴシック" w:eastAsia="游ゴシック" w:hAnsi="游ゴシック"/>
+                <w:b/>
+                <w:bCs/>
+                <w:sz w:val="19"/>
+                <w:szCs w:val="19"/>
+              </w:rPr>
+              <w:t xml:space="preserve">11</w:t>
+            </w:r>
+          </w:p>
+        </w:tc>
+        <w:tc>
+          <w:tcPr>
+            <w:tcW w:type="dxa" w:w="2200"/>
+            <w:tcMar>
+              <w:top w:type="dxa" w:w="70"/>
+              <w:left w:type="dxa" w:w="100"/>
+              <w:bottom w:type="dxa" w:w="70"/>
+              <w:right w:type="dxa" w:w="100"/>
+            </w:tcMar>
+            <w:vAlign w:val="center"/>
+          </w:tcPr>
+          <w:p>
+            <w:pPr>
+              <w:jc w:val="left"/>
+            </w:pPr>
+            <w:r>
+              <w:rPr>
+                <w:rFonts w:ascii="游ゴシック" w:cs="游ゴシック" w:eastAsia="游ゴシック" w:hAnsi="游ゴシック"/>
+                <w:b/>
+                <w:bCs/>
+                <w:sz w:val="19"/>
+                <w:szCs w:val="19"/>
+              </w:rPr>
+              <w:t xml:space="preserve">共有目的</w:t>
+            </w:r>
+          </w:p>
+        </w:tc>
+        <w:tc>
+          <w:tcPr>
+            <w:tcW w:type="dxa" w:w="1400"/>
+            <w:tcMar>
+              <w:top w:type="dxa" w:w="70"/>
+              <w:left w:type="dxa" w:w="100"/>
+              <w:bottom w:type="dxa" w:w="70"/>
+              <w:right w:type="dxa" w:w="100"/>
+            </w:tcMar>
+            <w:vAlign w:val="center"/>
+          </w:tcPr>
+          <w:p>
+            <w:pPr>
+              <w:jc w:val="center"/>
+            </w:pPr>
+            <w:r>
+              <w:rPr>
+                <w:rFonts w:ascii="游ゴシック" w:cs="游ゴシック" w:eastAsia="游ゴシック" w:hAnsi="游ゴシック"/>
+                <w:b w:val="false"/>
+                <w:bCs w:val="false"/>
+                <w:sz w:val="19"/>
+                <w:szCs w:val="19"/>
+              </w:rPr>
+              <w:t xml:space="preserve">選択式＋その他記述</w:t>
+            </w:r>
+          </w:p>
+        </w:tc>
+        <w:tc>
+          <w:tcPr>
+            <w:tcW w:type="dxa" w:w="900"/>
+            <w:tcMar>
+              <w:top w:type="dxa" w:w="70"/>
+              <w:left w:type="dxa" w:w="100"/>
+              <w:bottom w:type="dxa" w:w="70"/>
+              <w:right w:type="dxa" w:w="100"/>
+            </w:tcMar>
+            <w:vAlign w:val="center"/>
+          </w:tcPr>
+          <w:p>
+            <w:pPr>
+              <w:jc w:val="center"/>
+            </w:pPr>
+            <w:r>
+              <w:rPr>
+                <w:rFonts w:ascii="游ゴシック" w:cs="游ゴシック" w:eastAsia="游ゴシック" w:hAnsi="游ゴシック"/>
+                <w:b w:val="false"/>
+                <w:bCs w:val="false"/>
+                <w:sz w:val="19"/>
+                <w:szCs w:val="19"/>
+              </w:rPr>
+              <w:t xml:space="preserve">必須</w:t>
+            </w:r>
+          </w:p>
+        </w:tc>
+        <w:tc>
+          <w:tcPr>
+            <w:tcW w:type="dxa" w:w="4326"/>
+            <w:tcMar>
+              <w:top w:type="dxa" w:w="70"/>
+              <w:left w:type="dxa" w:w="100"/>
+              <w:bottom w:type="dxa" w:w="70"/>
+              <w:right w:type="dxa" w:w="100"/>
+            </w:tcMar>
+            <w:vAlign w:val="center"/>
+          </w:tcPr>
+          <w:p>
+            <w:pPr>
+              <w:jc w:val="left"/>
+            </w:pPr>
+            <w:r>
+              <w:rPr>
+                <w:rFonts w:ascii="游ゴシック" w:cs="游ゴシック" w:eastAsia="游ゴシック" w:hAnsi="游ゴシック"/>
+                <w:b w:val="false"/>
+                <w:bCs w:val="false"/>
+                <w:sz w:val="19"/>
+                <w:szCs w:val="19"/>
+              </w:rPr>
+              <w:t xml:space="preserve">例：見積り／契約書／納品物／打合せ資料／その他</w:t>
+            </w:r>
+          </w:p>
+        </w:tc>
+      </w:tr>
+      <w:tr>
+        <w:tc>
+          <w:tcPr>
+            <w:tcW w:type="dxa" w:w="500"/>
+            <w:shd w:fill="F2F2F2" w:val="clear"/>
+            <w:tcMar>
+              <w:top w:type="dxa" w:w="70"/>
+              <w:left w:type="dxa" w:w="100"/>
+              <w:bottom w:type="dxa" w:w="70"/>
+              <w:right w:type="dxa" w:w="100"/>
+            </w:tcMar>
+            <w:vAlign w:val="center"/>
+          </w:tcPr>
+          <w:p>
+            <w:pPr>
+              <w:jc w:val="center"/>
+            </w:pPr>
+            <w:r>
+              <w:rPr>
+                <w:rFonts w:ascii="游ゴシック" w:cs="游ゴシック" w:eastAsia="游ゴシック" w:hAnsi="游ゴシック"/>
+                <w:b/>
+                <w:bCs/>
+                <w:sz w:val="19"/>
+                <w:szCs w:val="19"/>
+              </w:rPr>
+              <w:t xml:space="preserve">12</w:t>
+            </w:r>
+          </w:p>
+        </w:tc>
+        <w:tc>
+          <w:tcPr>
+            <w:tcW w:type="dxa" w:w="2200"/>
+            <w:tcMar>
+              <w:top w:type="dxa" w:w="70"/>
+              <w:left w:type="dxa" w:w="100"/>
+              <w:bottom w:type="dxa" w:w="70"/>
+              <w:right w:type="dxa" w:w="100"/>
+            </w:tcMar>
+            <w:vAlign w:val="center"/>
+          </w:tcPr>
+          <w:p>
+            <w:pPr>
+              <w:jc w:val="left"/>
+            </w:pPr>
+            <w:r>
+              <w:rPr>
+                <w:rFonts w:ascii="游ゴシック" w:cs="游ゴシック" w:eastAsia="游ゴシック" w:hAnsi="游ゴシック"/>
+                <w:b/>
+                <w:bCs/>
+                <w:sz w:val="19"/>
+                <w:szCs w:val="19"/>
+              </w:rPr>
+              <w:t xml:space="preserve">共有予定データの概要</w:t>
+            </w:r>
+          </w:p>
+        </w:tc>
+        <w:tc>
+          <w:tcPr>
+            <w:tcW w:type="dxa" w:w="1400"/>
+            <w:tcMar>
+              <w:top w:type="dxa" w:w="70"/>
+              <w:left w:type="dxa" w:w="100"/>
+              <w:bottom w:type="dxa" w:w="70"/>
+              <w:right w:type="dxa" w:w="100"/>
+            </w:tcMar>
+            <w:vAlign w:val="center"/>
+          </w:tcPr>
+          <w:p>
+            <w:pPr>
+              <w:jc w:val="center"/>
+            </w:pPr>
+            <w:r>
+              <w:rPr>
+                <w:rFonts w:ascii="游ゴシック" w:cs="游ゴシック" w:eastAsia="游ゴシック" w:hAnsi="游ゴシック"/>
+                <w:b w:val="false"/>
+                <w:bCs w:val="false"/>
+                <w:sz w:val="19"/>
+                <w:szCs w:val="19"/>
+              </w:rPr>
+              <w:t xml:space="preserve">記述式</w:t>
+            </w:r>
+          </w:p>
+        </w:tc>
+        <w:tc>
+          <w:tcPr>
+            <w:tcW w:type="dxa" w:w="900"/>
+            <w:tcMar>
+              <w:top w:type="dxa" w:w="70"/>
+              <w:left w:type="dxa" w:w="100"/>
+              <w:bottom w:type="dxa" w:w="70"/>
+              <w:right w:type="dxa" w:w="100"/>
+            </w:tcMar>
+            <w:vAlign w:val="center"/>
+          </w:tcPr>
+          <w:p>
+            <w:pPr>
+              <w:jc w:val="center"/>
+            </w:pPr>
+            <w:r>
+              <w:rPr>
+                <w:rFonts w:ascii="游ゴシック" w:cs="游ゴシック" w:eastAsia="游ゴシック" w:hAnsi="游ゴシック"/>
+                <w:b w:val="false"/>
+                <w:bCs w:val="false"/>
+                <w:sz w:val="19"/>
+                <w:szCs w:val="19"/>
+              </w:rPr>
+              <w:t xml:space="preserve">任意</w:t>
+            </w:r>
+          </w:p>
+        </w:tc>
+        <w:tc>
+          <w:tcPr>
+            <w:tcW w:type="dxa" w:w="4326"/>
+            <w:tcMar>
+              <w:top w:type="dxa" w:w="70"/>
+              <w:left w:type="dxa" w:w="100"/>
+              <w:bottom w:type="dxa" w:w="70"/>
+              <w:right w:type="dxa" w:w="100"/>
+            </w:tcMar>
+            <w:vAlign w:val="center"/>
+          </w:tcPr>
+          <w:p>
+            <w:pPr>
+              <w:jc w:val="left"/>
+            </w:pPr>
+            <w:r>
+              <w:rPr>
+                <w:rFonts w:ascii="游ゴシック" w:cs="游ゴシック" w:eastAsia="游ゴシック" w:hAnsi="游ゴシック"/>
+                <w:b w:val="false"/>
+                <w:bCs w:val="false"/>
+                <w:sz w:val="19"/>
+                <w:szCs w:val="19"/>
+              </w:rPr>
+              <w:t xml:space="preserve">ファイル名・内容の簡単な説明</w:t>
+            </w:r>
+          </w:p>
+        </w:tc>
+      </w:tr>
+      <w:tr>
+        <w:tc>
+          <w:tcPr>
+            <w:tcW w:type="dxa" w:w="500"/>
+            <w:shd w:fill="F2F2F2" w:val="clear"/>
+            <w:tcMar>
+              <w:top w:type="dxa" w:w="70"/>
+              <w:left w:type="dxa" w:w="100"/>
+              <w:bottom w:type="dxa" w:w="70"/>
+              <w:right w:type="dxa" w:w="100"/>
+            </w:tcMar>
+            <w:vAlign w:val="center"/>
+          </w:tcPr>
+          <w:p>
+            <w:pPr>
+              <w:jc w:val="center"/>
+            </w:pPr>
+            <w:r>
+              <w:rPr>
+                <w:rFonts w:ascii="游ゴシック" w:cs="游ゴシック" w:eastAsia="游ゴシック" w:hAnsi="游ゴシック"/>
+                <w:b/>
+                <w:bCs/>
+                <w:sz w:val="19"/>
+                <w:szCs w:val="19"/>
+              </w:rPr>
+              <w:t xml:space="preserve">13</w:t>
+            </w:r>
+          </w:p>
+        </w:tc>
+        <w:tc>
+          <w:tcPr>
+            <w:tcW w:type="dxa" w:w="2200"/>
+            <w:tcMar>
+              <w:top w:type="dxa" w:w="70"/>
+              <w:left w:type="dxa" w:w="100"/>
+              <w:bottom w:type="dxa" w:w="70"/>
+              <w:right w:type="dxa" w:w="100"/>
+            </w:tcMar>
+            <w:vAlign w:val="center"/>
+          </w:tcPr>
+          <w:p>
+            <w:pPr>
+              <w:jc w:val="left"/>
+            </w:pPr>
+            <w:r>
+              <w:rPr>
+                <w:rFonts w:ascii="游ゴシック" w:cs="游ゴシック" w:eastAsia="游ゴシック" w:hAnsi="游ゴシック"/>
+                <w:b/>
+                <w:bCs/>
+                <w:sz w:val="19"/>
+                <w:szCs w:val="19"/>
+              </w:rPr>
+              <w:t xml:space="preserve">機密区分</w:t>
+            </w:r>
+          </w:p>
+        </w:tc>
+        <w:tc>
+          <w:tcPr>
+            <w:tcW w:type="dxa" w:w="1400"/>
+            <w:tcMar>
+              <w:top w:type="dxa" w:w="70"/>
+              <w:left w:type="dxa" w:w="100"/>
+              <w:bottom w:type="dxa" w:w="70"/>
+              <w:right w:type="dxa" w:w="100"/>
+            </w:tcMar>
+            <w:vAlign w:val="center"/>
+          </w:tcPr>
+          <w:p>
+            <w:pPr>
+              <w:jc w:val="center"/>
+            </w:pPr>
+            <w:r>
+              <w:rPr>
+                <w:rFonts w:ascii="游ゴシック" w:cs="游ゴシック" w:eastAsia="游ゴシック" w:hAnsi="游ゴシック"/>
+                <w:b w:val="false"/>
+                <w:bCs w:val="false"/>
+                <w:sz w:val="19"/>
+                <w:szCs w:val="19"/>
+              </w:rPr>
+              <w:t xml:space="preserve">選択式</w:t>
+            </w:r>
+          </w:p>
+        </w:tc>
+        <w:tc>
+          <w:tcPr>
+            <w:tcW w:type="dxa" w:w="900"/>
+            <w:tcMar>
+              <w:top w:type="dxa" w:w="70"/>
+              <w:left w:type="dxa" w:w="100"/>
+              <w:bottom w:type="dxa" w:w="70"/>
+              <w:right w:type="dxa" w:w="100"/>
+            </w:tcMar>
+            <w:vAlign w:val="center"/>
+          </w:tcPr>
+          <w:p>
+            <w:pPr>
+              <w:jc w:val="center"/>
+            </w:pPr>
+            <w:r>
+              <w:rPr>
+                <w:rFonts w:ascii="游ゴシック" w:cs="游ゴシック" w:eastAsia="游ゴシック" w:hAnsi="游ゴシック"/>
+                <w:b w:val="false"/>
+                <w:bCs w:val="false"/>
+                <w:sz w:val="19"/>
+                <w:szCs w:val="19"/>
+              </w:rPr>
+              <w:t xml:space="preserve">必須</w:t>
+            </w:r>
+          </w:p>
+        </w:tc>
+        <w:tc>
+          <w:tcPr>
+            <w:tcW w:type="dxa" w:w="4326"/>
+            <w:tcMar>
+              <w:top w:type="dxa" w:w="70"/>
+              <w:left w:type="dxa" w:w="100"/>
+              <w:bottom w:type="dxa" w:w="70"/>
+              <w:right w:type="dxa" w:w="100"/>
+            </w:tcMar>
+            <w:vAlign w:val="center"/>
+          </w:tcPr>
+          <w:p>
+            <w:pPr>
+              <w:jc w:val="left"/>
+            </w:pPr>
+            <w:r>
+              <w:rPr>
+                <w:rFonts w:ascii="游ゴシック" w:cs="游ゴシック" w:eastAsia="游ゴシック" w:hAnsi="游ゴシック"/>
+                <w:b w:val="false"/>
+                <w:bCs w:val="false"/>
+                <w:sz w:val="19"/>
+                <w:szCs w:val="19"/>
+              </w:rPr>
+              <w:t xml:space="preserve">社内の情報分類基準（例：一般／社外秘／要机密）に準拠。A5のセキュリティ基準と連動</w:t>
+            </w:r>
+          </w:p>
+        </w:tc>
+      </w:tr>
+      <w:tr>
+        <w:tc>
+          <w:tcPr>
+            <w:tcW w:type="dxa" w:w="500"/>
+            <w:shd w:fill="F2F2F2" w:val="clear"/>
+            <w:tcMar>
+              <w:top w:type="dxa" w:w="70"/>
+              <w:left w:type="dxa" w:w="100"/>
+              <w:bottom w:type="dxa" w:w="70"/>
+              <w:right w:type="dxa" w:w="100"/>
+            </w:tcMar>
+            <w:vAlign w:val="center"/>
+          </w:tcPr>
+          <w:p>
+            <w:pPr>
+              <w:jc w:val="center"/>
+            </w:pPr>
+            <w:r>
+              <w:rPr>
+                <w:rFonts w:ascii="游ゴシック" w:cs="游ゴシック" w:eastAsia="游ゴシック" w:hAnsi="游ゴシック"/>
+                <w:b/>
+                <w:bCs/>
+                <w:sz w:val="19"/>
+                <w:szCs w:val="19"/>
+              </w:rPr>
+              <w:t xml:space="preserve">14</w:t>
+            </w:r>
+          </w:p>
+        </w:tc>
+        <w:tc>
+          <w:tcPr>
+            <w:tcW w:type="dxa" w:w="2200"/>
+            <w:tcMar>
+              <w:top w:type="dxa" w:w="70"/>
+              <w:left w:type="dxa" w:w="100"/>
+              <w:bottom w:type="dxa" w:w="70"/>
+              <w:right w:type="dxa" w:w="100"/>
+            </w:tcMar>
+            <w:vAlign w:val="center"/>
+          </w:tcPr>
+          <w:p>
+            <w:pPr>
+              <w:jc w:val="left"/>
+            </w:pPr>
+            <w:r>
+              <w:rPr>
+                <w:rFonts w:ascii="游ゴシック" w:cs="游ゴシック" w:eastAsia="游ゴシック" w:hAnsi="游ゴシック"/>
+                <w:b/>
+                <w:bCs/>
+                <w:sz w:val="19"/>
+                <w:szCs w:val="19"/>
+              </w:rPr>
+              <w:t xml:space="preserve">共有先サイト／フォルダ</w:t>
+            </w:r>
+          </w:p>
+        </w:tc>
+        <w:tc>
+          <w:tcPr>
+            <w:tcW w:type="dxa" w:w="1400"/>
+            <w:tcMar>
+              <w:top w:type="dxa" w:w="70"/>
+              <w:left w:type="dxa" w:w="100"/>
+              <w:bottom w:type="dxa" w:w="70"/>
+              <w:right w:type="dxa" w:w="100"/>
+            </w:tcMar>
+            <w:vAlign w:val="center"/>
+          </w:tcPr>
+          <w:p>
+            <w:pPr>
+              <w:jc w:val="center"/>
+            </w:pPr>
+            <w:r>
+              <w:rPr>
+                <w:rFonts w:ascii="游ゴシック" w:cs="游ゴシック" w:eastAsia="游ゴシック" w:hAnsi="游ゴシック"/>
+                <w:b w:val="false"/>
+                <w:bCs w:val="false"/>
+                <w:sz w:val="19"/>
+                <w:szCs w:val="19"/>
+              </w:rPr>
+              <w:t xml:space="preserve">プルダウン</w:t>
+            </w:r>
+          </w:p>
+        </w:tc>
+        <w:tc>
+          <w:tcPr>
+            <w:tcW w:type="dxa" w:w="900"/>
+            <w:tcMar>
+              <w:top w:type="dxa" w:w="70"/>
+              <w:left w:type="dxa" w:w="100"/>
+              <w:bottom w:type="dxa" w:w="70"/>
+              <w:right w:type="dxa" w:w="100"/>
+            </w:tcMar>
+            <w:vAlign w:val="center"/>
+          </w:tcPr>
+          <w:p>
+            <w:pPr>
+              <w:jc w:val="center"/>
+            </w:pPr>
+            <w:r>
+              <w:rPr>
+                <w:rFonts w:ascii="游ゴシック" w:cs="游ゴシック" w:eastAsia="游ゴシック" w:hAnsi="游ゴシック"/>
+                <w:b w:val="false"/>
+                <w:bCs w:val="false"/>
+                <w:sz w:val="19"/>
+                <w:szCs w:val="19"/>
+              </w:rPr>
+              <w:t xml:space="preserve">必須</w:t>
+            </w:r>
+          </w:p>
+        </w:tc>
+        <w:tc>
+          <w:tcPr>
+            <w:tcW w:type="dxa" w:w="4326"/>
+            <w:tcMar>
+              <w:top w:type="dxa" w:w="70"/>
+              <w:left w:type="dxa" w:w="100"/>
+              <w:bottom w:type="dxa" w:w="70"/>
+              <w:right w:type="dxa" w:w="100"/>
+            </w:tcMar>
+            <w:vAlign w:val="center"/>
+          </w:tcPr>
+          <w:p>
+            <w:pPr>
+              <w:jc w:val="left"/>
+            </w:pPr>
+            <w:r>
+              <w:rPr>
+                <w:rFonts w:ascii="游ゴシック" w:cs="游ゴシック" w:eastAsia="游ゴシック" w:hAnsi="游ゴシック"/>
+                <w:b w:val="false"/>
+                <w:bCs w:val="false"/>
+                <w:sz w:val="19"/>
+                <w:szCs w:val="19"/>
+              </w:rPr>
+              <w:t xml:space="preserve">既存の外部共有用サイト一覧から選択</w:t>
+            </w:r>
+          </w:p>
+        </w:tc>
+      </w:tr>
+      <w:tr>
+        <w:tc>
+          <w:tcPr>
+            <w:tcW w:type="dxa" w:w="9326"/>
+            <w:gridSpan w:val="5"/>
+            <w:shd w:fill="D9E2F3" w:val="clear"/>
+            <w:tcMar>
+              <w:top w:type="dxa" w:w="70"/>
+              <w:left w:type="dxa" w:w="100"/>
+              <w:bottom w:type="dxa" w:w="70"/>
+              <w:right w:type="dxa" w:w="100"/>
+            </w:tcMar>
+          </w:tcPr>
+          <w:p>
+            <w:r>
+              <w:rPr>
+                <w:rFonts w:ascii="游ゴシック" w:cs="游ゴシック" w:eastAsia="游ゴシック" w:hAnsi="游ゴシック"/>
+                <w:b/>
+                <w:bCs/>
+                <w:sz w:val="20"/>
+                <w:szCs w:val="20"/>
+              </w:rPr>
+              <w:t xml:space="preserve">D. 利用期間</w:t>
+            </w:r>
+          </w:p>
+        </w:tc>
+      </w:tr>
+      <w:tr>
+        <w:tc>
+          <w:tcPr>
+            <w:tcW w:type="dxa" w:w="500"/>
+            <w:shd w:fill="F2F2F2" w:val="clear"/>
+            <w:tcMar>
+              <w:top w:type="dxa" w:w="70"/>
+              <w:left w:type="dxa" w:w="100"/>
+              <w:bottom w:type="dxa" w:w="70"/>
+              <w:right w:type="dxa" w:w="100"/>
+            </w:tcMar>
+            <w:vAlign w:val="center"/>
+          </w:tcPr>
+          <w:p>
+            <w:pPr>
+              <w:jc w:val="center"/>
+            </w:pPr>
+            <w:r>
+              <w:rPr>
+                <w:rFonts w:ascii="游ゴシック" w:cs="游ゴシック" w:eastAsia="游ゴシック" w:hAnsi="游ゴシック"/>
+                <w:b/>
+                <w:bCs/>
+                <w:sz w:val="19"/>
+                <w:szCs w:val="19"/>
+              </w:rPr>
+              <w:t xml:space="preserve">15</w:t>
+            </w:r>
+          </w:p>
+        </w:tc>
+        <w:tc>
+          <w:tcPr>
+            <w:tcW w:type="dxa" w:w="2200"/>
+            <w:tcMar>
+              <w:top w:type="dxa" w:w="70"/>
+              <w:left w:type="dxa" w:w="100"/>
+              <w:bottom w:type="dxa" w:w="70"/>
+              <w:right w:type="dxa" w:w="100"/>
+            </w:tcMar>
+            <w:vAlign w:val="center"/>
+          </w:tcPr>
+          <w:p>
+            <w:pPr>
+              <w:jc w:val="left"/>
+            </w:pPr>
+            <w:r>
+              <w:rPr>
+                <w:rFonts w:ascii="游ゴシック" w:cs="游ゴシック" w:eastAsia="游ゴシック" w:hAnsi="游ゴシック"/>
+                <w:b/>
+                <w:bCs/>
+                <w:sz w:val="19"/>
+                <w:szCs w:val="19"/>
+              </w:rPr>
+              <w:t xml:space="preserve">利用開始希望日</w:t>
+            </w:r>
+          </w:p>
+        </w:tc>
+        <w:tc>
+          <w:tcPr>
+            <w:tcW w:type="dxa" w:w="1400"/>
+            <w:tcMar>
+              <w:top w:type="dxa" w:w="70"/>
+              <w:left w:type="dxa" w:w="100"/>
+              <w:bottom w:type="dxa" w:w="70"/>
+              <w:right w:type="dxa" w:w="100"/>
+            </w:tcMar>
+            <w:vAlign w:val="center"/>
+          </w:tcPr>
+          <w:p>
+            <w:pPr>
+              <w:jc w:val="center"/>
+            </w:pPr>
+            <w:r>
+              <w:rPr>
+                <w:rFonts w:ascii="游ゴシック" w:cs="游ゴシック" w:eastAsia="游ゴシック" w:hAnsi="游ゴシック"/>
+                <w:b w:val="false"/>
+                <w:bCs w:val="false"/>
+                <w:sz w:val="19"/>
+                <w:szCs w:val="19"/>
+              </w:rPr>
+              <w:t xml:space="preserve">日付</w:t>
+            </w:r>
+          </w:p>
+        </w:tc>
+        <w:tc>
+          <w:tcPr>
+            <w:tcW w:type="dxa" w:w="900"/>
+            <w:tcMar>
+              <w:top w:type="dxa" w:w="70"/>
+              <w:left w:type="dxa" w:w="100"/>
+              <w:bottom w:type="dxa" w:w="70"/>
+              <w:right w:type="dxa" w:w="100"/>
+            </w:tcMar>
+            <w:vAlign w:val="center"/>
+          </w:tcPr>
+          <w:p>
+            <w:pPr>
+              <w:jc w:val="center"/>
+            </w:pPr>
+            <w:r>
+              <w:rPr>
+                <w:rFonts w:ascii="游ゴシック" w:cs="游ゴシック" w:eastAsia="游ゴシック" w:hAnsi="游ゴシック"/>
+                <w:b w:val="false"/>
+                <w:bCs w:val="false"/>
+                <w:sz w:val="19"/>
+                <w:szCs w:val="19"/>
+              </w:rPr>
+              <w:t xml:space="preserve">必須</w:t>
+            </w:r>
+          </w:p>
+        </w:tc>
+        <w:tc>
+          <w:tcPr>
+            <w:tcW w:type="dxa" w:w="4326"/>
+            <w:tcMar>
+              <w:top w:type="dxa" w:w="70"/>
+              <w:left w:type="dxa" w:w="100"/>
+              <w:bottom w:type="dxa" w:w="70"/>
+              <w:right w:type="dxa" w:w="100"/>
+            </w:tcMar>
+            <w:vAlign w:val="center"/>
+          </w:tcPr>
+          <w:p>
+            <w:pPr>
+              <w:jc w:val="left"/>
+            </w:pPr>
+            <w:r>
+              <w:rPr>
+                <w:rFonts w:ascii="游ゴシック" w:cs="游ゴシック" w:eastAsia="游ゴシック" w:hAnsi="游ゴシック"/>
+                <w:b w:val="false"/>
+                <w:bCs w:val="false"/>
+                <w:sz w:val="19"/>
+                <w:szCs w:val="19"/>
+              </w:rPr>
+              <w:t xml:space="preserve"/>
+            </w:r>
+          </w:p>
+        </w:tc>
+      </w:tr>
+      <w:tr>
+        <w:tc>
+          <w:tcPr>
+            <w:tcW w:type="dxa" w:w="500"/>
+            <w:shd w:fill="F2F2F2" w:val="clear"/>
+            <w:tcMar>
+              <w:top w:type="dxa" w:w="70"/>
+              <w:left w:type="dxa" w:w="100"/>
+              <w:bottom w:type="dxa" w:w="70"/>
+              <w:right w:type="dxa" w:w="100"/>
+            </w:tcMar>
+            <w:vAlign w:val="center"/>
+          </w:tcPr>
+          <w:p>
+            <w:pPr>
+              <w:jc w:val="center"/>
+            </w:pPr>
+            <w:r>
+              <w:rPr>
+                <w:rFonts w:ascii="游ゴシック" w:cs="游ゴシック" w:eastAsia="游ゴシック" w:hAnsi="游ゴシック"/>
+                <w:b/>
+                <w:bCs/>
+                <w:sz w:val="19"/>
+                <w:szCs w:val="19"/>
+              </w:rPr>
+              <w:t xml:space="preserve">16</w:t>
+            </w:r>
+          </w:p>
+        </w:tc>
+        <w:tc>
+          <w:tcPr>
+            <w:tcW w:type="dxa" w:w="2200"/>
+            <w:tcMar>
+              <w:top w:type="dxa" w:w="70"/>
+              <w:left w:type="dxa" w:w="100"/>
+              <w:bottom w:type="dxa" w:w="70"/>
+              <w:right w:type="dxa" w:w="100"/>
+            </w:tcMar>
+            <w:vAlign w:val="center"/>
+          </w:tcPr>
+          <w:p>
+            <w:pPr>
+              <w:jc w:val="left"/>
+            </w:pPr>
+            <w:r>
+              <w:rPr>
+                <w:rFonts w:ascii="游ゴシック" w:cs="游ゴシック" w:eastAsia="游ゴシック" w:hAnsi="游ゴシック"/>
+                <w:b/>
+                <w:bCs/>
+                <w:sz w:val="19"/>
+                <w:szCs w:val="19"/>
+              </w:rPr>
+              <w:t xml:space="preserve">利用終了予定日</w:t>
+            </w:r>
+          </w:p>
+        </w:tc>
+        <w:tc>
+          <w:tcPr>
+            <w:tcW w:type="dxa" w:w="1400"/>
+            <w:tcMar>
+              <w:top w:type="dxa" w:w="70"/>
+              <w:left w:type="dxa" w:w="100"/>
+              <w:bottom w:type="dxa" w:w="70"/>
+              <w:right w:type="dxa" w:w="100"/>
+            </w:tcMar>
+            <w:vAlign w:val="center"/>
+          </w:tcPr>
+          <w:p>
+            <w:pPr>
+              <w:jc w:val="center"/>
+            </w:pPr>
+            <w:r>
+              <w:rPr>
+                <w:rFonts w:ascii="游ゴシック" w:cs="游ゴシック" w:eastAsia="游ゴシック" w:hAnsi="游ゴシック"/>
+                <w:b w:val="false"/>
+                <w:bCs w:val="false"/>
+                <w:sz w:val="19"/>
+                <w:szCs w:val="19"/>
+              </w:rPr>
+              <w:t xml:space="preserve">日付</w:t>
+            </w:r>
+          </w:p>
+        </w:tc>
+        <w:tc>
+          <w:tcPr>
+            <w:tcW w:type="dxa" w:w="900"/>
+            <w:tcMar>
+              <w:top w:type="dxa" w:w="70"/>
+              <w:left w:type="dxa" w:w="100"/>
+              <w:bottom w:type="dxa" w:w="70"/>
+              <w:right w:type="dxa" w:w="100"/>
+            </w:tcMar>
+            <w:vAlign w:val="center"/>
+          </w:tcPr>
+          <w:p>
+            <w:pPr>
+              <w:jc w:val="center"/>
+            </w:pPr>
+            <w:r>
+              <w:rPr>
+                <w:rFonts w:ascii="游ゴシック" w:cs="游ゴシック" w:eastAsia="游ゴシック" w:hAnsi="游ゴシック"/>
+                <w:b w:val="false"/>
+                <w:bCs w:val="false"/>
+                <w:sz w:val="19"/>
+                <w:szCs w:val="19"/>
+              </w:rPr>
+              <w:t xml:space="preserve">必須</w:t>
+            </w:r>
+          </w:p>
+        </w:tc>
+        <w:tc>
+          <w:tcPr>
+            <w:tcW w:type="dxa" w:w="4326"/>
+            <w:tcMar>
+              <w:top w:type="dxa" w:w="70"/>
+              <w:left w:type="dxa" w:w="100"/>
+              <w:bottom w:type="dxa" w:w="70"/>
+              <w:right w:type="dxa" w:w="100"/>
+            </w:tcMar>
+            <w:vAlign w:val="center"/>
+          </w:tcPr>
+          <w:p>
+            <w:pPr>
+              <w:jc w:val="left"/>
+            </w:pPr>
+            <w:r>
+              <w:rPr>
+                <w:rFonts w:ascii="游ゴシック" w:cs="游ゴシック" w:eastAsia="游ゴシック" w:hAnsi="游ゴシック"/>
+                <w:b w:val="false"/>
+                <w:bCs w:val="false"/>
+                <w:sz w:val="19"/>
+                <w:szCs w:val="19"/>
+              </w:rPr>
+              <w:t xml:space="preserve">A4で定めるゲストアカウントの既定有効期限と連動。無入力の場合は既定値を自動適用</w:t>
+            </w:r>
+          </w:p>
+        </w:tc>
+      </w:tr>
+      <w:tr>
+        <w:tc>
+          <w:tcPr>
+            <w:tcW w:type="dxa" w:w="500"/>
+            <w:shd w:fill="F2F2F2" w:val="clear"/>
+            <w:tcMar>
+              <w:top w:type="dxa" w:w="70"/>
+              <w:left w:type="dxa" w:w="100"/>
+              <w:bottom w:type="dxa" w:w="70"/>
+              <w:right w:type="dxa" w:w="100"/>
+            </w:tcMar>
+            <w:vAlign w:val="center"/>
+          </w:tcPr>
+          <w:p>
+            <w:pPr>
+              <w:jc w:val="center"/>
+            </w:pPr>
+            <w:r>
+              <w:rPr>
+                <w:rFonts w:ascii="游ゴシック" w:cs="游ゴシック" w:eastAsia="游ゴシック" w:hAnsi="游ゴシック"/>
+                <w:b/>
+                <w:bCs/>
+                <w:sz w:val="19"/>
+                <w:szCs w:val="19"/>
+              </w:rPr>
+              <w:t xml:space="preserve">17</w:t>
+            </w:r>
+          </w:p>
+        </w:tc>
+        <w:tc>
+          <w:tcPr>
+            <w:tcW w:type="dxa" w:w="2200"/>
+            <w:tcMar>
+              <w:top w:type="dxa" w:w="70"/>
+              <w:left w:type="dxa" w:w="100"/>
+              <w:bottom w:type="dxa" w:w="70"/>
+              <w:right w:type="dxa" w:w="100"/>
+            </w:tcMar>
+            <w:vAlign w:val="center"/>
+          </w:tcPr>
+          <w:p>
+            <w:pPr>
+              <w:jc w:val="left"/>
+            </w:pPr>
+            <w:r>
+              <w:rPr>
+                <w:rFonts w:ascii="游ゴシック" w:cs="游ゴシック" w:eastAsia="游ゴシック" w:hAnsi="游ゴシック"/>
+                <w:b/>
+                <w:bCs/>
+                <w:sz w:val="19"/>
+                <w:szCs w:val="19"/>
+              </w:rPr>
+              <w:t xml:space="preserve">延長の見込み</w:t>
+            </w:r>
+          </w:p>
+        </w:tc>
+        <w:tc>
+          <w:tcPr>
+            <w:tcW w:type="dxa" w:w="1400"/>
+            <w:tcMar>
+              <w:top w:type="dxa" w:w="70"/>
+              <w:left w:type="dxa" w:w="100"/>
+              <w:bottom w:type="dxa" w:w="70"/>
+              <w:right w:type="dxa" w:w="100"/>
+            </w:tcMar>
+            <w:vAlign w:val="center"/>
+          </w:tcPr>
+          <w:p>
+            <w:pPr>
+              <w:jc w:val="center"/>
+            </w:pPr>
+            <w:r>
+              <w:rPr>
+                <w:rFonts w:ascii="游ゴシック" w:cs="游ゴシック" w:eastAsia="游ゴシック" w:hAnsi="游ゴシック"/>
+                <w:b w:val="false"/>
+                <w:bCs w:val="false"/>
+                <w:sz w:val="19"/>
+                <w:szCs w:val="19"/>
+              </w:rPr>
+              <w:t xml:space="preserve">選択式</w:t>
+            </w:r>
+          </w:p>
+        </w:tc>
+        <w:tc>
+          <w:tcPr>
+            <w:tcW w:type="dxa" w:w="900"/>
+            <w:tcMar>
+              <w:top w:type="dxa" w:w="70"/>
+              <w:left w:type="dxa" w:w="100"/>
+              <w:bottom w:type="dxa" w:w="70"/>
+              <w:right w:type="dxa" w:w="100"/>
+            </w:tcMar>
+            <w:vAlign w:val="center"/>
+          </w:tcPr>
+          <w:p>
+            <w:pPr>
+              <w:jc w:val="center"/>
+            </w:pPr>
+            <w:r>
+              <w:rPr>
+                <w:rFonts w:ascii="游ゴシック" w:cs="游ゴシック" w:eastAsia="游ゴシック" w:hAnsi="游ゴシック"/>
+                <w:b w:val="false"/>
+                <w:bCs w:val="false"/>
+                <w:sz w:val="19"/>
+                <w:szCs w:val="19"/>
+              </w:rPr>
+              <w:t xml:space="preserve">任意</w:t>
+            </w:r>
+          </w:p>
+        </w:tc>
+        <w:tc>
+          <w:tcPr>
+            <w:tcW w:type="dxa" w:w="4326"/>
+            <w:tcMar>
+              <w:top w:type="dxa" w:w="70"/>
+              <w:left w:type="dxa" w:w="100"/>
+              <w:bottom w:type="dxa" w:w="70"/>
+              <w:right w:type="dxa" w:w="100"/>
+            </w:tcMar>
+            <w:vAlign w:val="center"/>
+          </w:tcPr>
+          <w:p>
+            <w:pPr>
+              <w:jc w:val="left"/>
+            </w:pPr>
+            <w:r>
+              <w:rPr>
+                <w:rFonts w:ascii="游ゴシック" w:cs="游ゴシック" w:eastAsia="游ゴシック" w:hAnsi="游ゴシック"/>
+                <w:b w:val="false"/>
+                <w:bCs w:val="false"/>
+                <w:sz w:val="19"/>
+                <w:szCs w:val="19"/>
+              </w:rPr>
+              <w:t xml:space="preserve">「あり／なし」。ありの場合は再申請が必要な旨を案内文に明記</w:t>
+            </w:r>
+          </w:p>
+        </w:tc>
+      </w:tr>
+      <w:tr>
+        <w:tc>
+          <w:tcPr>
+            <w:tcW w:type="dxa" w:w="9326"/>
+            <w:gridSpan w:val="5"/>
+            <w:shd w:fill="D9E2F3" w:val="clear"/>
+            <w:tcMar>
+              <w:top w:type="dxa" w:w="70"/>
+              <w:left w:type="dxa" w:w="100"/>
+              <w:bottom w:type="dxa" w:w="70"/>
+              <w:right w:type="dxa" w:w="100"/>
+            </w:tcMar>
+          </w:tcPr>
+          <w:p>
+            <w:r>
+              <w:rPr>
+                <w:rFonts w:ascii="游ゴシック" w:cs="游ゴシック" w:eastAsia="游ゴシック" w:hAnsi="游ゴシック"/>
+                <w:b/>
+                <w:bCs/>
+                <w:sz w:val="20"/>
+                <w:szCs w:val="20"/>
+              </w:rPr>
+              <w:t xml:space="preserve">E. その他</w:t>
+            </w:r>
+          </w:p>
+        </w:tc>
+      </w:tr>
+      <w:tr>
+        <w:tc>
+          <w:tcPr>
+            <w:tcW w:type="dxa" w:w="500"/>
+            <w:shd w:fill="F2F2F2" w:val="clear"/>
+            <w:tcMar>
+              <w:top w:type="dxa" w:w="70"/>
+              <w:left w:type="dxa" w:w="100"/>
+              <w:bottom w:type="dxa" w:w="70"/>
+              <w:right w:type="dxa" w:w="100"/>
+            </w:tcMar>
+            <w:vAlign w:val="center"/>
+          </w:tcPr>
+          <w:p>
+            <w:pPr>
+              <w:jc w:val="center"/>
+            </w:pPr>
+            <w:r>
+              <w:rPr>
+                <w:rFonts w:ascii="游ゴシック" w:cs="游ゴシック" w:eastAsia="游ゴシック" w:hAnsi="游ゴシック"/>
+                <w:b/>
+                <w:bCs/>
+                <w:sz w:val="19"/>
+                <w:szCs w:val="19"/>
+              </w:rPr>
+              <w:t xml:space="preserve">18</w:t>
+            </w:r>
+          </w:p>
+        </w:tc>
+        <w:tc>
+          <w:tcPr>
+            <w:tcW w:type="dxa" w:w="2200"/>
+            <w:tcMar>
+              <w:top w:type="dxa" w:w="70"/>
+              <w:left w:type="dxa" w:w="100"/>
+              <w:bottom w:type="dxa" w:w="70"/>
+              <w:right w:type="dxa" w:w="100"/>
+            </w:tcMar>
+            <w:vAlign w:val="center"/>
+          </w:tcPr>
+          <w:p>
+            <w:pPr>
+              <w:jc w:val="left"/>
+            </w:pPr>
+            <w:r>
+              <w:rPr>
+                <w:rFonts w:ascii="游ゴシック" w:cs="游ゴシック" w:eastAsia="游ゴシック" w:hAnsi="游ゴシック"/>
+                <w:b/>
+                <w:bCs/>
+                <w:sz w:val="19"/>
+                <w:szCs w:val="19"/>
+              </w:rPr>
+              <w:t xml:space="preserve">緊急度</w:t>
+            </w:r>
+          </w:p>
+        </w:tc>
+        <w:tc>
+          <w:tcPr>
+            <w:tcW w:type="dxa" w:w="1400"/>
+            <w:tcMar>
+              <w:top w:type="dxa" w:w="70"/>
+              <w:left w:type="dxa" w:w="100"/>
+              <w:bottom w:type="dxa" w:w="70"/>
+              <w:right w:type="dxa" w:w="100"/>
+            </w:tcMar>
+            <w:vAlign w:val="center"/>
+          </w:tcPr>
+          <w:p>
+            <w:pPr>
+              <w:jc w:val="center"/>
+            </w:pPr>
+            <w:r>
+              <w:rPr>
+                <w:rFonts w:ascii="游ゴシック" w:cs="游ゴシック" w:eastAsia="游ゴシック" w:hAnsi="游ゴシック"/>
+                <w:b w:val="false"/>
+                <w:bCs w:val="false"/>
+                <w:sz w:val="19"/>
+                <w:szCs w:val="19"/>
+              </w:rPr>
+              <w:t xml:space="preserve">選択式</w:t>
+            </w:r>
+          </w:p>
+        </w:tc>
+        <w:tc>
+          <w:tcPr>
+            <w:tcW w:type="dxa" w:w="900"/>
+            <w:tcMar>
+              <w:top w:type="dxa" w:w="70"/>
+              <w:left w:type="dxa" w:w="100"/>
+              <w:bottom w:type="dxa" w:w="70"/>
+              <w:right w:type="dxa" w:w="100"/>
+            </w:tcMar>
+            <w:vAlign w:val="center"/>
+          </w:tcPr>
+          <w:p>
+            <w:pPr>
+              <w:jc w:val="center"/>
+            </w:pPr>
+            <w:r>
+              <w:rPr>
+                <w:rFonts w:ascii="游ゴシック" w:cs="游ゴシック" w:eastAsia="游ゴシック" w:hAnsi="游ゴシック"/>
+                <w:b w:val="false"/>
+                <w:bCs w:val="false"/>
+                <w:sz w:val="19"/>
+                <w:szCs w:val="19"/>
+              </w:rPr>
+              <w:t xml:space="preserve">必須</w:t>
+            </w:r>
+          </w:p>
+        </w:tc>
+        <w:tc>
+          <w:tcPr>
+            <w:tcW w:type="dxa" w:w="4326"/>
+            <w:tcMar>
+              <w:top w:type="dxa" w:w="70"/>
+              <w:left w:type="dxa" w:w="100"/>
+              <w:bottom w:type="dxa" w:w="70"/>
+              <w:right w:type="dxa" w:w="100"/>
+            </w:tcMar>
+            <w:vAlign w:val="center"/>
+          </w:tcPr>
+          <w:p>
+            <w:pPr>
+              <w:jc w:val="left"/>
+            </w:pPr>
+            <w:r>
+              <w:rPr>
+                <w:rFonts w:ascii="游ゴシック" w:cs="游ゴシック" w:eastAsia="游ゴシック" w:hAnsi="游ゴシック"/>
+                <w:b w:val="false"/>
+                <w:bCs w:val="false"/>
+                <w:sz w:val="19"/>
+                <w:szCs w:val="19"/>
+              </w:rPr>
+              <w:t xml:space="preserve">「通常（〇営業日以内）／急ぎ」。C3で定めるSLAと連動</w:t>
+            </w:r>
+          </w:p>
+        </w:tc>
+      </w:tr>
+      <w:tr>
+        <w:tc>
+          <w:tcPr>
+            <w:tcW w:type="dxa" w:w="500"/>
+            <w:shd w:fill="F2F2F2" w:val="clear"/>
+            <w:tcMar>
+              <w:top w:type="dxa" w:w="70"/>
+              <w:left w:type="dxa" w:w="100"/>
+              <w:bottom w:type="dxa" w:w="70"/>
+              <w:right w:type="dxa" w:w="100"/>
+            </w:tcMar>
+            <w:vAlign w:val="center"/>
+          </w:tcPr>
+          <w:p>
+            <w:pPr>
+              <w:jc w:val="center"/>
+            </w:pPr>
+            <w:r>
+              <w:rPr>
+                <w:rFonts w:ascii="游ゴシック" w:cs="游ゴシック" w:eastAsia="游ゴシック" w:hAnsi="游ゴシック"/>
+                <w:b/>
+                <w:bCs/>
+                <w:sz w:val="19"/>
+                <w:szCs w:val="19"/>
+              </w:rPr>
+              <w:t xml:space="preserve">19</w:t>
+            </w:r>
+          </w:p>
+        </w:tc>
+        <w:tc>
+          <w:tcPr>
+            <w:tcW w:type="dxa" w:w="2200"/>
+            <w:tcMar>
+              <w:top w:type="dxa" w:w="70"/>
+              <w:left w:type="dxa" w:w="100"/>
+              <w:bottom w:type="dxa" w:w="70"/>
+              <w:right w:type="dxa" w:w="100"/>
+            </w:tcMar>
+            <w:vAlign w:val="center"/>
+          </w:tcPr>
+          <w:p>
+            <w:pPr>
+              <w:jc w:val="left"/>
+            </w:pPr>
+            <w:r>
+              <w:rPr>
+                <w:rFonts w:ascii="游ゴシック" w:cs="游ゴシック" w:eastAsia="游ゴシック" w:hAnsi="游ゴシック"/>
+                <w:b/>
+                <w:bCs/>
+                <w:sz w:val="19"/>
+                <w:szCs w:val="19"/>
+              </w:rPr>
+              <w:t xml:space="preserve">備考</w:t>
+            </w:r>
+          </w:p>
+        </w:tc>
+        <w:tc>
+          <w:tcPr>
+            <w:tcW w:type="dxa" w:w="1400"/>
+            <w:tcMar>
+              <w:top w:type="dxa" w:w="70"/>
+              <w:left w:type="dxa" w:w="100"/>
+              <w:bottom w:type="dxa" w:w="70"/>
+              <w:right w:type="dxa" w:w="100"/>
+            </w:tcMar>
+            <w:vAlign w:val="center"/>
+          </w:tcPr>
+          <w:p>
+            <w:pPr>
+              <w:jc w:val="center"/>
+            </w:pPr>
+            <w:r>
+              <w:rPr>
+                <w:rFonts w:ascii="游ゴシック" w:cs="游ゴシック" w:eastAsia="游ゴシック" w:hAnsi="游ゴシック"/>
+                <w:b w:val="false"/>
+                <w:bCs w:val="false"/>
+                <w:sz w:val="19"/>
+                <w:szCs w:val="19"/>
+              </w:rPr>
+              <w:t xml:space="preserve">記述式</w:t>
+            </w:r>
+          </w:p>
+        </w:tc>
+        <w:tc>
+          <w:tcPr>
+            <w:tcW w:type="dxa" w:w="900"/>
+            <w:tcMar>
+              <w:top w:type="dxa" w:w="70"/>
+              <w:left w:type="dxa" w:w="100"/>
+              <w:bottom w:type="dxa" w:w="70"/>
+              <w:right w:type="dxa" w:w="100"/>
+            </w:tcMar>
+            <w:vAlign w:val="center"/>
+          </w:tcPr>
+          <w:p>
+            <w:pPr>
+              <w:jc w:val="center"/>
+            </w:pPr>
+            <w:r>
+              <w:rPr>
+                <w:rFonts w:ascii="游ゴシック" w:cs="游ゴシック" w:eastAsia="游ゴシック" w:hAnsi="游ゴシック"/>
+                <w:b w:val="false"/>
+                <w:bCs w:val="false"/>
+                <w:sz w:val="19"/>
+                <w:szCs w:val="19"/>
+              </w:rPr>
+              <w:t xml:space="preserve">任意</w:t>
+            </w:r>
+          </w:p>
+        </w:tc>
+        <w:tc>
+          <w:tcPr>
+            <w:tcW w:type="dxa" w:w="4326"/>
+            <w:tcMar>
+              <w:top w:type="dxa" w:w="70"/>
+              <w:left w:type="dxa" w:w="100"/>
+              <w:bottom w:type="dxa" w:w="70"/>
+              <w:right w:type="dxa" w:w="100"/>
+            </w:tcMar>
+            <w:vAlign w:val="center"/>
+          </w:tcPr>
+          <w:p>
+            <w:pPr>
+              <w:jc w:val="left"/>
+            </w:pPr>
+            <w:r>
+              <w:rPr>
+                <w:rFonts w:ascii="游ゴシック" w:cs="游ゴシック" w:eastAsia="游ゴシック" w:hAnsi="游ゴシック"/>
+                <w:b w:val="false"/>
+                <w:bCs w:val="false"/>
+                <w:sz w:val="19"/>
+                <w:szCs w:val="19"/>
+              </w:rPr>
+              <w:t xml:space="preserve"/>
+            </w:r>
+          </w:p>
+        </w:tc>
+      </w:tr>
+      <w:tr>
+        <w:tc>
+          <w:tcPr>
+            <w:tcW w:type="dxa" w:w="500"/>
+            <w:shd w:fill="F2F2F2" w:val="clear"/>
+            <w:tcMar>
+              <w:top w:type="dxa" w:w="70"/>
+              <w:left w:type="dxa" w:w="100"/>
+              <w:bottom w:type="dxa" w:w="70"/>
+              <w:right w:type="dxa" w:w="100"/>
+            </w:tcMar>
+            <w:vAlign w:val="center"/>
+          </w:tcPr>
+          <w:p>
+            <w:pPr>
+              <w:jc w:val="center"/>
+            </w:pPr>
+            <w:r>
+              <w:rPr>
+                <w:rFonts w:ascii="游ゴシック" w:cs="游ゴシック" w:eastAsia="游ゴシック" w:hAnsi="游ゴシック"/>
+                <w:b/>
+                <w:bCs/>
+                <w:sz w:val="19"/>
+                <w:szCs w:val="19"/>
+              </w:rPr>
+              <w:t xml:space="preserve">20</w:t>
+            </w:r>
+          </w:p>
+        </w:tc>
+        <w:tc>
+          <w:tcPr>
+            <w:tcW w:type="dxa" w:w="2200"/>
+            <w:tcMar>
+              <w:top w:type="dxa" w:w="70"/>
+              <w:left w:type="dxa" w:w="100"/>
+              <w:bottom w:type="dxa" w:w="70"/>
+              <w:right w:type="dxa" w:w="100"/>
+            </w:tcMar>
+            <w:vAlign w:val="center"/>
+          </w:tcPr>
+          <w:p>
+            <w:pPr>
+              <w:jc w:val="left"/>
+            </w:pPr>
+            <w:r>
+              <w:rPr>
+                <w:rFonts w:ascii="游ゴシック" w:cs="游ゴシック" w:eastAsia="游ゴシック" w:hAnsi="游ゴシック"/>
+                <w:b/>
+                <w:bCs/>
+                <w:sz w:val="19"/>
+                <w:szCs w:val="19"/>
+              </w:rPr>
+              <w:t xml:space="preserve">申請内容の宣誓</w:t>
+            </w:r>
+          </w:p>
+        </w:tc>
+        <w:tc>
+          <w:tcPr>
+            <w:tcW w:type="dxa" w:w="1400"/>
+            <w:tcMar>
+              <w:top w:type="dxa" w:w="70"/>
+              <w:left w:type="dxa" w:w="100"/>
+              <w:bottom w:type="dxa" w:w="70"/>
+              <w:right w:type="dxa" w:w="100"/>
+            </w:tcMar>
+            <w:vAlign w:val="center"/>
+          </w:tcPr>
+          <w:p>
+            <w:pPr>
+              <w:jc w:val="center"/>
+            </w:pPr>
+            <w:r>
+              <w:rPr>
+                <w:rFonts w:ascii="游ゴシック" w:cs="游ゴシック" w:eastAsia="游ゴシック" w:hAnsi="游ゴシック"/>
+                <w:b w:val="false"/>
+                <w:bCs w:val="false"/>
+                <w:sz w:val="19"/>
+                <w:szCs w:val="19"/>
+              </w:rPr>
+              <w:t xml:space="preserve">チェックボックス</w:t>
+            </w:r>
+          </w:p>
+        </w:tc>
+        <w:tc>
+          <w:tcPr>
+            <w:tcW w:type="dxa" w:w="900"/>
+            <w:tcMar>
+              <w:top w:type="dxa" w:w="70"/>
+              <w:left w:type="dxa" w:w="100"/>
+              <w:bottom w:type="dxa" w:w="70"/>
+              <w:right w:type="dxa" w:w="100"/>
+            </w:tcMar>
+            <w:vAlign w:val="center"/>
+          </w:tcPr>
+          <w:p>
+            <w:pPr>
+              <w:jc w:val="center"/>
+            </w:pPr>
+            <w:r>
+              <w:rPr>
+                <w:rFonts w:ascii="游ゴシック" w:cs="游ゴシック" w:eastAsia="游ゴシック" w:hAnsi="游ゴシック"/>
+                <w:b w:val="false"/>
+                <w:bCs w:val="false"/>
+                <w:sz w:val="19"/>
+                <w:szCs w:val="19"/>
+              </w:rPr>
+              <w:t xml:space="preserve">必須</w:t>
+            </w:r>
+          </w:p>
+        </w:tc>
+        <w:tc>
+          <w:tcPr>
+            <w:tcW w:type="dxa" w:w="4326"/>
+            <w:tcMar>
+              <w:top w:type="dxa" w:w="70"/>
+              <w:left w:type="dxa" w:w="100"/>
+              <w:bottom w:type="dxa" w:w="70"/>
+              <w:right w:type="dxa" w:w="100"/>
+            </w:tcMar>
+            <w:vAlign w:val="center"/>
+          </w:tcPr>
+          <w:p>
+            <w:pPr>
+              <w:jc w:val="left"/>
+            </w:pPr>
+            <w:r>
+              <w:rPr>
+                <w:rFonts w:ascii="游ゴシック" w:cs="游ゴシック" w:eastAsia="游ゴシック" w:hAnsi="游ゴシック"/>
+                <w:b w:val="false"/>
+                <w:bCs w:val="false"/>
+                <w:sz w:val="19"/>
+                <w:szCs w:val="19"/>
+              </w:rPr>
+              <w:t xml:space="preserve">「入力内容に誤りがないこと、共有先の事前合意を得ていることを確認しました」等</w:t>
+            </w:r>
+          </w:p>
+        </w:tc>
+      </w:tr>
+    </w:tbl>
+    <w:p>
+      <w:pPr>
+        <w:spacing w:after="120" w:line="300"/>
+      </w:pPr>
+      <w:r>
+        <w:rPr>
+          <w:rFonts w:ascii="游ゴシック" w:cs="游ゴシック" w:eastAsia="游ゴシック" w:hAnsi="游ゴシック"/>
+          <w:i/>
+          <w:iCs/>
+          <w:sz w:val="18"/>
+          <w:szCs w:val="18"/>
+        </w:rPr>
+        <w:t xml:space="preserve">※ 項目9（共有先メールアドレス）はEntraゲストアカウントのログインIDに直結するため、入力誤りがないよう確認欄の併設や、申請前チェックリストでの再確認を推奨する。</w:t>
       </w:r>
     </w:p>
     <w:sectPr>
